--- a/Portal_Database_Design/APIs/Outlet_APIs.docx
+++ b/Portal_Database_Design/APIs/Outlet_APIs.docx
@@ -20,8 +20,8 @@
         <w:gridCol w:w="1984"/>
         <w:gridCol w:w="1227"/>
         <w:gridCol w:w="1610"/>
-        <w:gridCol w:w="1613"/>
-        <w:gridCol w:w="1610"/>
+        <w:gridCol w:w="1614"/>
+        <w:gridCol w:w="1609"/>
       </w:tblGrid>
       <w:tr>
         <w:trPr/>
@@ -227,7 +227,7 @@
         </w:tc>
         <w:tc>
           <w:tcPr>
-            <w:tcW w:w="1613" w:type="dxa"/>
+            <w:tcW w:w="1614" w:type="dxa"/>
             <w:tcBorders>
               <w:top w:val="single" w:sz="4" w:space="0" w:color="000000"/>
               <w:start w:val="single" w:sz="4" w:space="0" w:color="000000"/>
@@ -277,7 +277,7 @@
         </w:tc>
         <w:tc>
           <w:tcPr>
-            <w:tcW w:w="1610" w:type="dxa"/>
+            <w:tcW w:w="1609" w:type="dxa"/>
             <w:tcBorders>
               <w:top w:val="single" w:sz="4" w:space="0" w:color="000000"/>
               <w:start w:val="single" w:sz="4" w:space="0" w:color="000000"/>
@@ -527,7 +527,7 @@
         </w:tc>
         <w:tc>
           <w:tcPr>
-            <w:tcW w:w="1613" w:type="dxa"/>
+            <w:tcW w:w="1614" w:type="dxa"/>
             <w:tcBorders>
               <w:start w:val="single" w:sz="4" w:space="0" w:color="000000"/>
               <w:bottom w:val="single" w:sz="4" w:space="0" w:color="000000"/>
@@ -576,7 +576,7 @@
         </w:tc>
         <w:tc>
           <w:tcPr>
-            <w:tcW w:w="1610" w:type="dxa"/>
+            <w:tcW w:w="1609" w:type="dxa"/>
             <w:tcBorders>
               <w:start w:val="single" w:sz="4" w:space="0" w:color="000000"/>
               <w:bottom w:val="single" w:sz="4" w:space="0" w:color="000000"/>
@@ -825,7 +825,7 @@
         </w:tc>
         <w:tc>
           <w:tcPr>
-            <w:tcW w:w="1613" w:type="dxa"/>
+            <w:tcW w:w="1614" w:type="dxa"/>
             <w:tcBorders>
               <w:start w:val="single" w:sz="4" w:space="0" w:color="000000"/>
               <w:bottom w:val="single" w:sz="4" w:space="0" w:color="000000"/>
@@ -874,7 +874,7 @@
         </w:tc>
         <w:tc>
           <w:tcPr>
-            <w:tcW w:w="1610" w:type="dxa"/>
+            <w:tcW w:w="1609" w:type="dxa"/>
             <w:tcBorders>
               <w:start w:val="single" w:sz="4" w:space="0" w:color="000000"/>
               <w:bottom w:val="single" w:sz="4" w:space="0" w:color="000000"/>
@@ -1159,7 +1159,7 @@
         </w:tc>
         <w:tc>
           <w:tcPr>
-            <w:tcW w:w="1613" w:type="dxa"/>
+            <w:tcW w:w="1614" w:type="dxa"/>
             <w:tcBorders>
               <w:start w:val="single" w:sz="4" w:space="0" w:color="000000"/>
               <w:bottom w:val="single" w:sz="4" w:space="0" w:color="000000"/>
@@ -1208,7 +1208,7 @@
         </w:tc>
         <w:tc>
           <w:tcPr>
-            <w:tcW w:w="1610" w:type="dxa"/>
+            <w:tcW w:w="1609" w:type="dxa"/>
             <w:tcBorders>
               <w:start w:val="single" w:sz="4" w:space="0" w:color="000000"/>
               <w:bottom w:val="single" w:sz="4" w:space="0" w:color="000000"/>
@@ -1253,41 +1253,7 @@
                 <w:szCs w:val="24"/>
                 <w:u w:val="none"/>
               </w:rPr>
-              <w:t xml:space="preserve">An outlet’s outlet_address_* fields can only be updated by a restaurant_manager who belongs to that outlet </w:t>
-            </w:r>
-            <w:r>
-              <w:rPr>
-                <w:b w:val="false"/>
-                <w:bCs w:val="false"/>
-                <w:i w:val="false"/>
-                <w:iCs w:val="false"/>
-                <w:strike w:val="false"/>
-                <w:dstrike w:val="false"/>
-                <w:outline w:val="false"/>
-                <w:shadow w:val="false"/>
-                <w:color w:val="000000"/>
-                <w:sz w:val="24"/>
-                <w:szCs w:val="24"/>
-                <w:u w:val="none"/>
-              </w:rPr>
-              <w:t>or by a chain_manager to whose chain that outlet belongs</w:t>
-            </w:r>
-            <w:r>
-              <w:rPr>
-                <w:b w:val="false"/>
-                <w:bCs w:val="false"/>
-                <w:i w:val="false"/>
-                <w:iCs w:val="false"/>
-                <w:strike w:val="false"/>
-                <w:dstrike w:val="false"/>
-                <w:outline w:val="false"/>
-                <w:shadow w:val="false"/>
-                <w:color w:val="000000"/>
-                <w:sz w:val="24"/>
-                <w:szCs w:val="24"/>
-                <w:u w:val="none"/>
-              </w:rPr>
-              <w:t>.</w:t>
+              <w:t>An outlet’s outlet_address_* fields can only be updated by a restaurant_manager who belongs to that outlet or by a chain_manager to whose chain that outlet belongs.</w:t>
             </w:r>
             <w:bookmarkEnd w:id="1"/>
           </w:p>
@@ -1493,7 +1459,7 @@
         </w:tc>
         <w:tc>
           <w:tcPr>
-            <w:tcW w:w="1613" w:type="dxa"/>
+            <w:tcW w:w="1614" w:type="dxa"/>
             <w:tcBorders>
               <w:start w:val="single" w:sz="4" w:space="0" w:color="000000"/>
               <w:bottom w:val="single" w:sz="4" w:space="0" w:color="000000"/>
@@ -1542,7 +1508,7 @@
         </w:tc>
         <w:tc>
           <w:tcPr>
-            <w:tcW w:w="1610" w:type="dxa"/>
+            <w:tcW w:w="1609" w:type="dxa"/>
             <w:tcBorders>
               <w:start w:val="single" w:sz="4" w:space="0" w:color="000000"/>
               <w:bottom w:val="single" w:sz="4" w:space="0" w:color="000000"/>
@@ -1791,7 +1757,7 @@
         </w:tc>
         <w:tc>
           <w:tcPr>
-            <w:tcW w:w="1613" w:type="dxa"/>
+            <w:tcW w:w="1614" w:type="dxa"/>
             <w:tcBorders>
               <w:start w:val="single" w:sz="4" w:space="0" w:color="000000"/>
               <w:bottom w:val="single" w:sz="4" w:space="0" w:color="000000"/>
@@ -1840,7 +1806,7 @@
         </w:tc>
         <w:tc>
           <w:tcPr>
-            <w:tcW w:w="1610" w:type="dxa"/>
+            <w:tcW w:w="1609" w:type="dxa"/>
             <w:tcBorders>
               <w:start w:val="single" w:sz="4" w:space="0" w:color="000000"/>
               <w:bottom w:val="single" w:sz="4" w:space="0" w:color="000000"/>
@@ -2091,7 +2057,7 @@
         </w:tc>
         <w:tc>
           <w:tcPr>
-            <w:tcW w:w="1613" w:type="dxa"/>
+            <w:tcW w:w="1614" w:type="dxa"/>
             <w:tcBorders>
               <w:start w:val="single" w:sz="4" w:space="0" w:color="000000"/>
               <w:bottom w:val="single" w:sz="4" w:space="0" w:color="000000"/>
@@ -2140,7 +2106,7 @@
         </w:tc>
         <w:tc>
           <w:tcPr>
-            <w:tcW w:w="1610" w:type="dxa"/>
+            <w:tcW w:w="1609" w:type="dxa"/>
             <w:tcBorders>
               <w:start w:val="single" w:sz="4" w:space="0" w:color="000000"/>
               <w:bottom w:val="single" w:sz="4" w:space="0" w:color="000000"/>
@@ -2184,41 +2150,7 @@
                 <w:szCs w:val="24"/>
                 <w:u w:val="none"/>
               </w:rPr>
-              <w:t>All users regardless of user_role can find a</w:t>
-            </w:r>
-            <w:r>
-              <w:rPr>
-                <w:b w:val="false"/>
-                <w:bCs w:val="false"/>
-                <w:i w:val="false"/>
-                <w:iCs w:val="false"/>
-                <w:strike w:val="false"/>
-                <w:dstrike w:val="false"/>
-                <w:outline w:val="false"/>
-                <w:shadow w:val="false"/>
-                <w:color w:val="000000"/>
-                <w:sz w:val="24"/>
-                <w:szCs w:val="24"/>
-                <w:u w:val="none"/>
-              </w:rPr>
-              <w:t>n</w:t>
-            </w:r>
-            <w:r>
-              <w:rPr>
-                <w:b w:val="false"/>
-                <w:bCs w:val="false"/>
-                <w:i w:val="false"/>
-                <w:iCs w:val="false"/>
-                <w:strike w:val="false"/>
-                <w:dstrike w:val="false"/>
-                <w:outline w:val="false"/>
-                <w:shadow w:val="false"/>
-                <w:color w:val="000000"/>
-                <w:sz w:val="24"/>
-                <w:szCs w:val="24"/>
-                <w:u w:val="none"/>
-              </w:rPr>
-              <w:t xml:space="preserve">  outlet.</w:t>
+              <w:t>All users regardless of user_role can find an  outlet.</w:t>
             </w:r>
           </w:p>
         </w:tc>
@@ -2423,7 +2355,7 @@
         </w:tc>
         <w:tc>
           <w:tcPr>
-            <w:tcW w:w="1613" w:type="dxa"/>
+            <w:tcW w:w="1614" w:type="dxa"/>
             <w:tcBorders>
               <w:start w:val="single" w:sz="4" w:space="0" w:color="000000"/>
               <w:bottom w:val="single" w:sz="4" w:space="0" w:color="000000"/>
@@ -2472,7 +2404,7 @@
         </w:tc>
         <w:tc>
           <w:tcPr>
-            <w:tcW w:w="1610" w:type="dxa"/>
+            <w:tcW w:w="1609" w:type="dxa"/>
             <w:tcBorders>
               <w:start w:val="single" w:sz="4" w:space="0" w:color="000000"/>
               <w:bottom w:val="single" w:sz="4" w:space="0" w:color="000000"/>
@@ -2516,24 +2448,7 @@
                 <w:szCs w:val="24"/>
                 <w:u w:val="none"/>
               </w:rPr>
-              <w:t>All users regardless of user_role can find a</w:t>
-            </w:r>
-            <w:r>
-              <w:rPr>
-                <w:b w:val="false"/>
-                <w:bCs w:val="false"/>
-                <w:i w:val="false"/>
-                <w:iCs w:val="false"/>
-                <w:strike w:val="false"/>
-                <w:dstrike w:val="false"/>
-                <w:outline w:val="false"/>
-                <w:shadow w:val="false"/>
-                <w:color w:val="000000"/>
-                <w:sz w:val="24"/>
-                <w:szCs w:val="24"/>
-                <w:u w:val="none"/>
-              </w:rPr>
-              <w:t>ll outlets.</w:t>
+              <w:t>All users regardless of user_role can find all outlets.</w:t>
             </w:r>
           </w:p>
         </w:tc>
@@ -2738,7 +2653,7 @@
         </w:tc>
         <w:tc>
           <w:tcPr>
-            <w:tcW w:w="1613" w:type="dxa"/>
+            <w:tcW w:w="1614" w:type="dxa"/>
             <w:tcBorders>
               <w:start w:val="single" w:sz="4" w:space="0" w:color="000000"/>
               <w:bottom w:val="single" w:sz="4" w:space="0" w:color="000000"/>
@@ -2787,7 +2702,7 @@
         </w:tc>
         <w:tc>
           <w:tcPr>
-            <w:tcW w:w="1610" w:type="dxa"/>
+            <w:tcW w:w="1609" w:type="dxa"/>
             <w:tcBorders>
               <w:start w:val="single" w:sz="4" w:space="0" w:color="000000"/>
               <w:bottom w:val="single" w:sz="4" w:space="0" w:color="000000"/>
@@ -2831,24 +2746,7 @@
                 <w:szCs w:val="24"/>
                 <w:u w:val="none"/>
               </w:rPr>
-              <w:t xml:space="preserve">An outlet can be removed either by a comapny_manager or a restaurant manager that belongs to that particular outlet. </w:t>
-            </w:r>
-            <w:r>
-              <w:rPr>
-                <w:b w:val="false"/>
-                <w:bCs w:val="false"/>
-                <w:i w:val="false"/>
-                <w:iCs w:val="false"/>
-                <w:strike w:val="false"/>
-                <w:dstrike w:val="false"/>
-                <w:outline w:val="false"/>
-                <w:shadow w:val="false"/>
-                <w:color w:val="000000"/>
-                <w:sz w:val="24"/>
-                <w:szCs w:val="24"/>
-                <w:u w:val="none"/>
-              </w:rPr>
-              <w:t>It can slo be removed by a chain_manager to whose chain that outlet belongs.</w:t>
+              <w:t>An outlet can be removed either by a comapny_manager or a restaurant manager that belongs to that particular outlet. It can slo be removed by a chain_manager to whose chain that outlet belongs.</w:t>
             </w:r>
           </w:p>
         </w:tc>
@@ -3133,1307 +3031,2215 @@
         <w:pStyle w:val="Normal"/>
         <w:bidi w:val="0"/>
         <w:jc w:val="center"/>
+        <w:rPr/>
+      </w:pPr>
+      <w:r>
         <w:rPr>
           <w:b/>
           <w:bCs/>
         </w:rPr>
-      </w:pPr>
-      <w:r>
+        <w:t>INTEGRATION TESTS</w:t>
+      </w:r>
+    </w:p>
+    <w:p>
+      <w:pPr>
+        <w:pStyle w:val="Normal"/>
+        <w:bidi w:val="0"/>
+        <w:jc w:val="start"/>
+        <w:rPr/>
+      </w:pPr>
+      <w:r>
+        <w:rPr/>
+      </w:r>
+    </w:p>
+    <w:p>
+      <w:pPr>
+        <w:pStyle w:val="Normal"/>
+        <w:bidi w:val="0"/>
+        <w:jc w:val="start"/>
+        <w:rPr/>
+      </w:pPr>
+      <w:r>
+        <w:rPr/>
+        <w:t>For CreateOutlet, the following tests:</w:t>
+      </w:r>
+    </w:p>
+    <w:p>
+      <w:pPr>
+        <w:pStyle w:val="Normal"/>
+        <w:bidi w:val="0"/>
+        <w:jc w:val="start"/>
+        <w:rPr/>
+      </w:pPr>
+      <w:r>
+        <w:rPr/>
+        <w:t>* Send an empty request body</w:t>
+      </w:r>
+    </w:p>
+    <w:p>
+      <w:pPr>
+        <w:pStyle w:val="Normal"/>
+        <w:bidi w:val="0"/>
+        <w:jc w:val="start"/>
+        <w:rPr/>
+      </w:pPr>
+      <w:r>
+        <w:rPr/>
+        <w:t>* Create an OUTLET tuple with data in all non-null attributes.</w:t>
+      </w:r>
+    </w:p>
+    <w:p>
+      <w:pPr>
+        <w:pStyle w:val="Normal"/>
+        <w:bidi w:val="0"/>
+        <w:jc w:val="start"/>
+        <w:rPr/>
+      </w:pPr>
+      <w:r>
+        <w:rPr/>
+        <w:t>* Create an OUTLET tuple without the outlet_name.</w:t>
+      </w:r>
+    </w:p>
+    <w:p>
+      <w:pPr>
+        <w:pStyle w:val="Normal"/>
+        <w:bidi w:val="0"/>
+        <w:jc w:val="start"/>
+        <w:rPr/>
+      </w:pPr>
+      <w:bookmarkStart w:id="2" w:name="__DdeLink__92_3803631280"/>
+      <w:r>
+        <w:rPr/>
+        <w:t>* Create an OUTLET tuple without the outlet_address_city.</w:t>
+      </w:r>
+      <w:bookmarkEnd w:id="2"/>
+    </w:p>
+    <w:p>
+      <w:pPr>
+        <w:pStyle w:val="Normal"/>
+        <w:bidi w:val="0"/>
+        <w:jc w:val="start"/>
+        <w:rPr/>
+      </w:pPr>
+      <w:r>
+        <w:rPr/>
+        <w:t>* Create an OUTLET tuple without the outlet_address_post_code.</w:t>
+      </w:r>
+    </w:p>
+    <w:p>
+      <w:pPr>
+        <w:pStyle w:val="Normal"/>
+        <w:bidi w:val="0"/>
+        <w:jc w:val="start"/>
+        <w:rPr/>
+      </w:pPr>
+      <w:r>
+        <w:rPr/>
+        <w:t>* Create an OUTLET tuple without a chain_id.</w:t>
+      </w:r>
+    </w:p>
+    <w:p>
+      <w:pPr>
+        <w:pStyle w:val="Normal"/>
+        <w:bidi w:val="0"/>
+        <w:jc w:val="start"/>
+        <w:rPr/>
+      </w:pPr>
+      <w:r>
+        <w:rPr/>
+        <w:t>* Create an OUTLET tuple with a chain_id that does not exist.</w:t>
+      </w:r>
+    </w:p>
+    <w:p>
+      <w:pPr>
+        <w:pStyle w:val="Normal"/>
+        <w:bidi w:val="0"/>
+        <w:jc w:val="start"/>
+        <w:rPr/>
+      </w:pPr>
+      <w:r>
+        <w:rPr/>
+      </w:r>
+    </w:p>
+    <w:p>
+      <w:pPr>
+        <w:pStyle w:val="Normal"/>
+        <w:bidi w:val="0"/>
+        <w:jc w:val="start"/>
+        <w:rPr/>
+      </w:pPr>
+      <w:r>
+        <w:rPr/>
+        <w:t>For UpdateOutletName, the following tests:</w:t>
+      </w:r>
+    </w:p>
+    <w:p>
+      <w:pPr>
+        <w:pStyle w:val="Normal"/>
+        <w:bidi w:val="0"/>
+        <w:jc w:val="start"/>
+        <w:rPr/>
+      </w:pPr>
+      <w:r>
+        <w:rPr/>
+        <w:t>* Send an empty request body.</w:t>
+      </w:r>
+    </w:p>
+    <w:p>
+      <w:pPr>
+        <w:pStyle w:val="Normal"/>
+        <w:bidi w:val="0"/>
+        <w:jc w:val="start"/>
+        <w:rPr/>
+      </w:pPr>
+      <w:r>
+        <w:rPr/>
+        <w:t>* Update the OUTLET that has outlet_id = 7, its outlet_name with 1234.</w:t>
+      </w:r>
+    </w:p>
+    <w:p>
+      <w:pPr>
+        <w:pStyle w:val="Normal"/>
+        <w:bidi w:val="0"/>
+        <w:jc w:val="start"/>
+        <w:rPr/>
+      </w:pPr>
+      <w:r>
+        <w:rPr/>
+        <w:t>* Update an OUTLET that has outlet_id = 7, its outlet_name “Test Outlet # 1” containing letters and numbers.</w:t>
+      </w:r>
+    </w:p>
+    <w:p>
+      <w:pPr>
+        <w:pStyle w:val="Normal"/>
+        <w:bidi w:val="0"/>
+        <w:jc w:val="start"/>
+        <w:rPr/>
+      </w:pPr>
+      <w:r>
+        <w:rPr/>
+        <w:t>* Update an OUTLET that has outlet_id = 7, its outlet_name with a “Test Outlet” containing letters only.</w:t>
+      </w:r>
+    </w:p>
+    <w:p>
+      <w:pPr>
+        <w:pStyle w:val="Normal"/>
+        <w:bidi w:val="0"/>
+        <w:jc w:val="start"/>
+        <w:rPr/>
+      </w:pPr>
+      <w:r>
+        <w:rPr/>
+      </w:r>
+    </w:p>
+    <w:p>
+      <w:pPr>
+        <w:pStyle w:val="Normal"/>
+        <w:bidi w:val="0"/>
+        <w:jc w:val="start"/>
+        <w:rPr/>
+      </w:pPr>
+      <w:bookmarkStart w:id="3" w:name="__DdeLink__100_3803631280"/>
+      <w:r>
+        <w:rPr/>
+        <w:t>For UpdateOutletAddress, the following tests:</w:t>
+      </w:r>
+      <w:bookmarkEnd w:id="3"/>
+    </w:p>
+    <w:p>
+      <w:pPr>
+        <w:pStyle w:val="Normal"/>
+        <w:bidi w:val="0"/>
+        <w:jc w:val="start"/>
+        <w:rPr/>
+      </w:pPr>
+      <w:r>
+        <w:rPr/>
+        <w:t>* Send an empty request body.</w:t>
+      </w:r>
+    </w:p>
+    <w:p>
+      <w:pPr>
+        <w:pStyle w:val="Normal"/>
+        <w:bidi w:val="0"/>
+        <w:jc w:val="start"/>
+        <w:rPr/>
+      </w:pPr>
+      <w:bookmarkStart w:id="4" w:name="__DdeLink__94_3803631280"/>
+      <w:r>
+        <w:rPr/>
+        <w:t xml:space="preserve">* Update the OUTLET that has outlet_id = 7 </w:t>
+      </w:r>
+      <w:bookmarkStart w:id="5" w:name="__DdeLink__307_1992960000"/>
+      <w:r>
+        <w:rPr/>
+        <w:t>, its</w:t>
+      </w:r>
+      <w:bookmarkEnd w:id="5"/>
+      <w:r>
+        <w:rPr/>
+        <w:t xml:space="preserve"> outlet_address_city to “Test City”.</w:t>
+      </w:r>
+      <w:bookmarkEnd w:id="4"/>
+    </w:p>
+    <w:p>
+      <w:pPr>
+        <w:pStyle w:val="Normal"/>
+        <w:bidi w:val="0"/>
+        <w:jc w:val="start"/>
+        <w:rPr/>
+      </w:pPr>
+      <w:r>
+        <w:rPr/>
+        <w:t xml:space="preserve">* </w:t>
+      </w:r>
+      <w:bookmarkStart w:id="6" w:name="__DdeLink__96_3803631280"/>
+      <w:r>
+        <w:rPr/>
+        <w:t xml:space="preserve">Update the OUTLET </w:t>
+      </w:r>
+      <w:bookmarkStart w:id="7" w:name="__DdeLink__305_1992960000"/>
+      <w:r>
+        <w:rPr/>
+        <w:t>that has outlet_id =</w:t>
+      </w:r>
+      <w:bookmarkEnd w:id="7"/>
+      <w:r>
+        <w:rPr/>
+        <w:t xml:space="preserve"> 7, its outlet_address_stree</w:t>
+      </w:r>
+      <w:bookmarkEnd w:id="6"/>
+      <w:r>
+        <w:rPr/>
+        <w:t>t to “Test Street 1”.</w:t>
+      </w:r>
+    </w:p>
+    <w:p>
+      <w:pPr>
+        <w:pStyle w:val="Normal"/>
+        <w:bidi w:val="0"/>
+        <w:jc w:val="start"/>
+        <w:rPr/>
+      </w:pPr>
+      <w:bookmarkStart w:id="8" w:name="__DdeLink__98_3803631280"/>
+      <w:r>
+        <w:rPr/>
+        <w:t>* Update the OUTLET that has outlet_id = 7, its outlet_address_country to “Test Country”.</w:t>
+      </w:r>
+      <w:bookmarkEnd w:id="8"/>
+    </w:p>
+    <w:p>
+      <w:pPr>
+        <w:pStyle w:val="Normal"/>
+        <w:bidi w:val="0"/>
+        <w:jc w:val="start"/>
+        <w:rPr/>
+      </w:pPr>
+      <w:r>
+        <w:rPr/>
+        <w:t>* Update the OUTLET that has outlet_id = 7, its outlet_address_admin_division to “Test Admin Division”.</w:t>
+      </w:r>
+    </w:p>
+    <w:p>
+      <w:pPr>
+        <w:pStyle w:val="Normal"/>
+        <w:bidi w:val="0"/>
+        <w:jc w:val="start"/>
+        <w:rPr/>
+      </w:pPr>
+      <w:r>
+        <w:rPr/>
+        <w:t>* Update the OUTLET that has outlet_id = 7, its outlet_address_post_code to “1234”.</w:t>
+      </w:r>
+    </w:p>
+    <w:p>
+      <w:pPr>
+        <w:pStyle w:val="Normal"/>
+        <w:bidi w:val="0"/>
+        <w:jc w:val="start"/>
+        <w:rPr/>
+      </w:pPr>
+      <w:r>
+        <w:rPr/>
+      </w:r>
+    </w:p>
+    <w:p>
+      <w:pPr>
+        <w:pStyle w:val="Normal"/>
+        <w:bidi w:val="0"/>
+        <w:jc w:val="start"/>
+        <w:rPr/>
+      </w:pPr>
+      <w:r>
+        <w:rPr/>
+        <w:t>For searchOutletsByName, the following tests:</w:t>
+      </w:r>
+    </w:p>
+    <w:p>
+      <w:pPr>
+        <w:pStyle w:val="Normal"/>
+        <w:bidi w:val="0"/>
+        <w:jc w:val="start"/>
+        <w:rPr/>
+      </w:pPr>
+      <w:r>
+        <w:rPr/>
+        <w:t>* Search for “T”</w:t>
+      </w:r>
+    </w:p>
+    <w:p>
+      <w:pPr>
+        <w:pStyle w:val="Normal"/>
+        <w:bidi w:val="0"/>
+        <w:jc w:val="start"/>
+        <w:rPr/>
+      </w:pPr>
+      <w:r>
+        <w:rPr/>
+        <w:t>* Search for “Ti”</w:t>
+      </w:r>
+    </w:p>
+    <w:p>
+      <w:pPr>
+        <w:pStyle w:val="Normal"/>
+        <w:bidi w:val="0"/>
+        <w:jc w:val="start"/>
+        <w:rPr/>
+      </w:pPr>
+      <w:r>
+        <w:rPr/>
+        <w:t>* Search for “Tim”</w:t>
+      </w:r>
+    </w:p>
+    <w:p>
+      <w:pPr>
+        <w:pStyle w:val="Normal"/>
+        <w:bidi w:val="0"/>
+        <w:jc w:val="start"/>
+        <w:rPr/>
+      </w:pPr>
+      <w:r>
+        <w:rPr/>
+        <w:t>* Search for “Ts”</w:t>
+      </w:r>
+    </w:p>
+    <w:p>
+      <w:pPr>
+        <w:pStyle w:val="Normal"/>
+        <w:bidi w:val="0"/>
+        <w:jc w:val="start"/>
+        <w:rPr/>
+      </w:pPr>
+      <w:r>
+        <w:rPr/>
+        <w:t>* Search for “#”</w:t>
+      </w:r>
+    </w:p>
+    <w:p>
+      <w:pPr>
+        <w:pStyle w:val="Normal"/>
+        <w:bidi w:val="0"/>
+        <w:jc w:val="start"/>
+        <w:rPr/>
+      </w:pPr>
+      <w:r>
+        <w:rPr/>
+      </w:r>
+    </w:p>
+    <w:p>
+      <w:pPr>
+        <w:pStyle w:val="Normal"/>
+        <w:bidi w:val="0"/>
+        <w:jc w:val="start"/>
+        <w:rPr/>
+      </w:pPr>
+      <w:r>
+        <w:rPr/>
+        <w:t>For removeOutlet, the following tests:</w:t>
+      </w:r>
+    </w:p>
+    <w:p>
+      <w:pPr>
+        <w:pStyle w:val="Normal"/>
+        <w:bidi w:val="0"/>
+        <w:jc w:val="start"/>
+        <w:rPr/>
+      </w:pPr>
+      <w:r>
+        <w:rPr/>
+        <w:t>* Send an empty request body.</w:t>
+      </w:r>
+    </w:p>
+    <w:p>
+      <w:pPr>
+        <w:pStyle w:val="Normal"/>
+        <w:bidi w:val="0"/>
+        <w:jc w:val="start"/>
+        <w:rPr/>
+      </w:pPr>
+      <w:r>
+        <w:rPr/>
+        <w:t>* Delete the OUTLET with outlet_id 7.</w:t>
+      </w:r>
+    </w:p>
+    <w:p>
+      <w:pPr>
+        <w:pStyle w:val="Normal"/>
+        <w:bidi w:val="0"/>
+        <w:jc w:val="start"/>
+        <w:rPr/>
+      </w:pPr>
+      <w:bookmarkStart w:id="9" w:name="__DdeLink__139_2312781727"/>
+      <w:bookmarkStart w:id="10" w:name="__DdeLink__142_2312781727"/>
+      <w:r>
+        <w:rPr/>
+        <w:t>* Delete the OUTLET with outlet_id 8.</w:t>
+      </w:r>
+      <w:bookmarkEnd w:id="9"/>
+      <w:bookmarkEnd w:id="10"/>
+    </w:p>
+    <w:p>
+      <w:pPr>
+        <w:pStyle w:val="Normal"/>
+        <w:bidi w:val="0"/>
+        <w:jc w:val="start"/>
+        <w:rPr/>
+      </w:pPr>
+      <w:r>
+        <w:rPr/>
+      </w:r>
+    </w:p>
+    <w:p>
+      <w:pPr>
+        <w:pStyle w:val="Normal"/>
+        <w:bidi w:val="0"/>
+        <w:jc w:val="center"/>
         <w:rPr>
           <w:b/>
           <w:bCs/>
         </w:rPr>
-      </w:r>
-    </w:p>
-    <w:p>
-      <w:pPr>
-        <w:pStyle w:val="Normal"/>
-        <w:bidi w:val="0"/>
-        <w:jc w:val="center"/>
+      </w:pPr>
+      <w:bookmarkStart w:id="11" w:name="__DdeLink__273_2149420322"/>
+      <w:bookmarkEnd w:id="11"/>
+      <w:r>
         <w:rPr>
           <w:b/>
           <w:bCs/>
         </w:rPr>
-      </w:pPr>
-      <w:r>
+        <w:t>DATABASE TESTS</w:t>
+      </w:r>
+    </w:p>
+    <w:p>
+      <w:pPr>
+        <w:pStyle w:val="Normal"/>
+        <w:bidi w:val="0"/>
+        <w:jc w:val="start"/>
+        <w:rPr/>
+      </w:pPr>
+      <w:r>
+        <w:rPr/>
+        <w:t>* Create an OUTLET as {</w:t>
+      </w:r>
+    </w:p>
+    <w:p>
+      <w:pPr>
+        <w:pStyle w:val="Normal"/>
+        <w:bidi w:val="0"/>
+        <w:jc w:val="start"/>
+        <w:rPr/>
+      </w:pPr>
+      <w:r>
+        <w:rPr/>
+        <w:tab/>
+        <w:t>"outlet_name": "Tim Hortons Test Outlet 2",</w:t>
+      </w:r>
+    </w:p>
+    <w:p>
+      <w:pPr>
+        <w:pStyle w:val="Normal"/>
+        <w:bidi w:val="0"/>
+        <w:jc w:val="start"/>
+        <w:rPr/>
+      </w:pPr>
+      <w:r>
+        <w:rPr/>
+        <w:t xml:space="preserve">            </w:t>
+      </w:r>
+      <w:r>
+        <w:rPr/>
+        <w:t>"outlet_address_room_no": "6",</w:t>
+      </w:r>
+    </w:p>
+    <w:p>
+      <w:pPr>
+        <w:pStyle w:val="Normal"/>
+        <w:bidi w:val="0"/>
+        <w:jc w:val="start"/>
+        <w:rPr/>
+      </w:pPr>
+      <w:r>
+        <w:rPr/>
+        <w:t xml:space="preserve">            </w:t>
+      </w:r>
+      <w:r>
+        <w:rPr/>
+        <w:t>"outlet_address_building": "Test Building 3",</w:t>
+      </w:r>
+    </w:p>
+    <w:p>
+      <w:pPr>
+        <w:pStyle w:val="Normal"/>
+        <w:bidi w:val="0"/>
+        <w:jc w:val="start"/>
+        <w:rPr/>
+      </w:pPr>
+      <w:r>
+        <w:rPr/>
+        <w:t xml:space="preserve">            </w:t>
+      </w:r>
+      <w:r>
+        <w:rPr/>
+        <w:t>"outlet_address_street": "Test Street 3",</w:t>
+      </w:r>
+    </w:p>
+    <w:p>
+      <w:pPr>
+        <w:pStyle w:val="Normal"/>
+        <w:bidi w:val="0"/>
+        <w:jc w:val="start"/>
+        <w:rPr/>
+      </w:pPr>
+      <w:r>
+        <w:rPr/>
+        <w:t xml:space="preserve">            </w:t>
+      </w:r>
+      <w:r>
+        <w:rPr/>
+        <w:t>"outlet_address_city": "Test City Three",</w:t>
+      </w:r>
+    </w:p>
+    <w:p>
+      <w:pPr>
+        <w:pStyle w:val="Normal"/>
+        <w:bidi w:val="0"/>
+        <w:jc w:val="start"/>
+        <w:rPr/>
+      </w:pPr>
+      <w:r>
+        <w:rPr/>
+        <w:t xml:space="preserve">            </w:t>
+      </w:r>
+      <w:r>
+        <w:rPr/>
+        <w:t>"outlet_address_admin_division": "Test Division Three",</w:t>
+      </w:r>
+    </w:p>
+    <w:p>
+      <w:pPr>
+        <w:pStyle w:val="Normal"/>
+        <w:bidi w:val="0"/>
+        <w:jc w:val="start"/>
+        <w:rPr/>
+      </w:pPr>
+      <w:r>
+        <w:rPr/>
+        <w:t xml:space="preserve">            </w:t>
+      </w:r>
+      <w:r>
+        <w:rPr/>
+        <w:t>"outlet_address_country": "Saudi Arabia",</w:t>
+      </w:r>
+    </w:p>
+    <w:p>
+      <w:pPr>
+        <w:pStyle w:val="Normal"/>
+        <w:bidi w:val="0"/>
+        <w:jc w:val="start"/>
+        <w:rPr/>
+      </w:pPr>
+      <w:r>
+        <w:rPr/>
+        <w:t xml:space="preserve">            </w:t>
+      </w:r>
+      <w:r>
+        <w:rPr/>
+        <w:t>"outlet_address_post_code": "123458",</w:t>
+      </w:r>
+    </w:p>
+    <w:p>
+      <w:pPr>
+        <w:pStyle w:val="Normal"/>
+        <w:bidi w:val="0"/>
+        <w:jc w:val="start"/>
+        <w:rPr/>
+      </w:pPr>
+      <w:r>
+        <w:rPr/>
+        <w:t xml:space="preserve">            </w:t>
+      </w:r>
+      <w:r>
+        <w:rPr/>
+        <w:t>"chain_id": 1</w:t>
+      </w:r>
+    </w:p>
+    <w:p>
+      <w:pPr>
+        <w:pStyle w:val="Normal"/>
+        <w:bidi w:val="0"/>
+        <w:jc w:val="start"/>
+        <w:rPr/>
+      </w:pPr>
+      <w:bookmarkStart w:id="12" w:name="__DdeLink__275_2149420322"/>
+      <w:r>
+        <w:rPr/>
+        <w:t>}. This is an OUTLET with a duplicate outlet_name and its creation should fail and produce a database error. Catch that error. We are testing Entity Integrity of outlets table here.</w:t>
+      </w:r>
+      <w:bookmarkEnd w:id="12"/>
+    </w:p>
+    <w:p>
+      <w:pPr>
+        <w:pStyle w:val="Normal"/>
+        <w:bidi w:val="0"/>
+        <w:jc w:val="start"/>
+        <w:rPr/>
+      </w:pPr>
+      <w:r>
+        <w:rPr/>
+      </w:r>
+    </w:p>
+    <w:p>
+      <w:pPr>
+        <w:pStyle w:val="Normal"/>
+        <w:bidi w:val="0"/>
+        <w:jc w:val="start"/>
+        <w:rPr/>
+      </w:pPr>
+      <w:r>
+        <w:rPr/>
+        <w:t xml:space="preserve">* </w:t>
+      </w:r>
+      <w:bookmarkStart w:id="13" w:name="__DdeLink__273_4095027318"/>
+      <w:r>
+        <w:rPr/>
+        <w:t>Update the chain_id of the OUTLET that has outlet_name “Independent Test Outlet” to 2. This operation should be successful. Check that the respective chain_id has been updated to 2. The corresponding CHAIN should not be affected at all and there is no need to check this. We are testing how referential integrity works here.</w:t>
+      </w:r>
+      <w:bookmarkEnd w:id="13"/>
+    </w:p>
+    <w:p>
+      <w:pPr>
+        <w:pStyle w:val="Normal"/>
+        <w:bidi w:val="0"/>
+        <w:jc w:val="start"/>
+        <w:rPr/>
+      </w:pPr>
+      <w:r>
+        <w:rPr/>
+      </w:r>
+    </w:p>
+    <w:p>
+      <w:pPr>
+        <w:pStyle w:val="Normal"/>
+        <w:bidi w:val="0"/>
+        <w:jc w:val="start"/>
+        <w:rPr/>
+      </w:pPr>
+      <w:r>
+        <w:rPr/>
+        <w:t xml:space="preserve">* Update the chain_id of the OUTLET that has outlet_name “Independent Test Outlet” to NULL. </w:t>
+      </w:r>
+      <w:bookmarkStart w:id="14" w:name="__DdeLink__277_4095027318"/>
+      <w:r>
+        <w:rPr/>
+        <w:t>This operation should be successful.</w:t>
+      </w:r>
+      <w:bookmarkEnd w:id="14"/>
+      <w:r>
+        <w:rPr/>
+        <w:t xml:space="preserve"> Check that the respective chain_id has been updated to NULL. The corresponding CHAIN should not be affected at all and there is no need to check this. We are testing how referential integrity works here.</w:t>
+      </w:r>
+    </w:p>
+    <w:p>
+      <w:pPr>
+        <w:pStyle w:val="Normal"/>
+        <w:bidi w:val="0"/>
+        <w:jc w:val="start"/>
+        <w:rPr/>
+      </w:pPr>
+      <w:r>
+        <w:rPr/>
+      </w:r>
+    </w:p>
+    <w:p>
+      <w:pPr>
+        <w:pStyle w:val="Normal"/>
+        <w:bidi w:val="0"/>
+        <w:jc w:val="start"/>
+        <w:rPr/>
+      </w:pPr>
+      <w:r>
+        <w:rPr/>
+        <w:t>* Update the outlet_name of the OUTLET that has oulet_name “</w:t>
+      </w:r>
+      <w:bookmarkStart w:id="15" w:name="__DdeLink__265_4095027318"/>
+      <w:bookmarkStart w:id="16" w:name="__DdeLink__283_4095027318"/>
+      <w:r>
+        <w:rPr/>
+        <w:t>Tim Horton’s Test Outlet 2</w:t>
+      </w:r>
+      <w:bookmarkEnd w:id="15"/>
+      <w:bookmarkEnd w:id="16"/>
+      <w:r>
+        <w:rPr/>
+        <w:t xml:space="preserve">”. This operation should be successful. Check only that the respective outlet_name has been updated. The corresponding CHAIN should not be affected and there is no need to check this. </w:t>
+      </w:r>
+      <w:bookmarkStart w:id="17" w:name="__DdeLink__267_4095027318"/>
+      <w:r>
+        <w:rPr/>
+        <w:t>We are testing how referential integrity works here.</w:t>
+      </w:r>
+      <w:bookmarkEnd w:id="17"/>
+    </w:p>
+    <w:p>
+      <w:pPr>
+        <w:pStyle w:val="Normal"/>
+        <w:bidi w:val="0"/>
+        <w:jc w:val="start"/>
+        <w:rPr/>
+      </w:pPr>
+      <w:r>
+        <w:rPr/>
+      </w:r>
+    </w:p>
+    <w:p>
+      <w:pPr>
+        <w:pStyle w:val="Normal"/>
+        <w:bidi w:val="0"/>
+        <w:jc w:val="start"/>
+        <w:rPr/>
+      </w:pPr>
+      <w:bookmarkStart w:id="18" w:name="__DdeLink__285_4095027318"/>
+      <w:r>
+        <w:rPr/>
+        <w:t>* Update the outlet_address_room_no of the OUTLET that has outlet_name “Tim Horton’s Test Outlet 2” to NULL. This operation should be successful. Check that the respective outlet_address_room_no has been updated to NULL. We are testing absence of a NULL CONSTRAINT here.</w:t>
+      </w:r>
+      <w:bookmarkEnd w:id="18"/>
+    </w:p>
+    <w:p>
+      <w:pPr>
+        <w:pStyle w:val="Normal"/>
+        <w:bidi w:val="0"/>
+        <w:jc w:val="start"/>
+        <w:rPr/>
+      </w:pPr>
+      <w:r>
+        <w:rPr/>
+      </w:r>
+    </w:p>
+    <w:p>
+      <w:pPr>
+        <w:pStyle w:val="Normal"/>
+        <w:bidi w:val="0"/>
+        <w:jc w:val="start"/>
+        <w:rPr/>
+      </w:pPr>
+      <w:r>
+        <w:rPr/>
+        <w:t>* Update the outlet_address_room_no of the OUTLET that has outlet_name “Tim Horton’s Test Outlet 2” to “6”. This operation should be successful. Check that the respective outlet_address_room_no has been updated to “6”. We are testing whether a NULL value can be changed to a non-NULL value.</w:t>
+      </w:r>
+    </w:p>
+    <w:p>
+      <w:pPr>
+        <w:pStyle w:val="Normal"/>
+        <w:bidi w:val="0"/>
+        <w:jc w:val="start"/>
+        <w:rPr/>
+      </w:pPr>
+      <w:r>
+        <w:rPr/>
+      </w:r>
+    </w:p>
+    <w:p>
+      <w:pPr>
+        <w:pStyle w:val="Normal"/>
+        <w:bidi w:val="0"/>
+        <w:jc w:val="start"/>
+        <w:rPr/>
+      </w:pPr>
+      <w:r>
+        <w:rPr/>
+        <w:t>* Update the chain_id of the OUTLET that has outlet_name “</w:t>
+      </w:r>
+      <w:bookmarkStart w:id="19" w:name="__DdeLink__287_4095027318"/>
+      <w:bookmarkStart w:id="20" w:name="__DdeLink__275_4095027318"/>
+      <w:r>
+        <w:rPr/>
+        <w:t>Tim Horton’s Test Outlet 2</w:t>
+      </w:r>
+      <w:bookmarkEnd w:id="19"/>
+      <w:bookmarkEnd w:id="20"/>
+      <w:r>
+        <w:rPr/>
+        <w:t xml:space="preserve">” to 2. This operation should be successful. </w:t>
+      </w:r>
+      <w:bookmarkStart w:id="21" w:name="__DdeLink__269_4095027318"/>
+      <w:r>
+        <w:rPr/>
+        <w:t xml:space="preserve">Check that the respective chain_id has been updated to 2. </w:t>
+      </w:r>
+      <w:bookmarkStart w:id="22" w:name="__DdeLink__280_4095027318"/>
+      <w:bookmarkStart w:id="23" w:name="__DdeLink__271_4095027318"/>
+      <w:bookmarkEnd w:id="21"/>
+      <w:r>
+        <w:rPr/>
+        <w:t>The corresponding CHAIN should not be affected at all and there is no need to check this. We are testing how referential integrity works here.</w:t>
+      </w:r>
+      <w:bookmarkEnd w:id="22"/>
+      <w:bookmarkEnd w:id="23"/>
+    </w:p>
+    <w:p>
+      <w:pPr>
+        <w:pStyle w:val="Normal"/>
+        <w:bidi w:val="0"/>
+        <w:jc w:val="start"/>
+        <w:rPr/>
+      </w:pPr>
+      <w:r>
+        <w:rPr/>
+      </w:r>
+    </w:p>
+    <w:p>
+      <w:pPr>
+        <w:pStyle w:val="Normal"/>
+        <w:bidi w:val="0"/>
+        <w:jc w:val="start"/>
+        <w:rPr/>
+      </w:pPr>
+      <w:r>
+        <w:rPr/>
+        <w:t>* Update the outlet_name of the OUTLET that has outlet_name “Tim Horton’s Test Outlet 2” to NULL. This operation should fail and produce a database error. Catch that error. We are testing a NOT NULL constraint on outlet_name here.</w:t>
+      </w:r>
+    </w:p>
+    <w:p>
+      <w:pPr>
+        <w:pStyle w:val="Normal"/>
+        <w:bidi w:val="0"/>
+        <w:jc w:val="start"/>
+        <w:rPr/>
+      </w:pPr>
+      <w:r>
+        <w:rPr/>
+      </w:r>
+    </w:p>
+    <w:p>
+      <w:pPr>
+        <w:pStyle w:val="Normal"/>
+        <w:bidi w:val="0"/>
+        <w:jc w:val="start"/>
+        <w:rPr/>
+      </w:pPr>
+      <w:r>
+        <w:rPr/>
+        <w:t xml:space="preserve">* Delete the OUTLET that has outlet_name “Tim Horton’s Test Outlet 2”. This operation should be successful. Check that this operation is successful. </w:t>
+      </w:r>
+      <w:bookmarkStart w:id="24" w:name="__DdeLink__271_4095027318_Copy_1"/>
+      <w:r>
+        <w:rPr/>
+        <w:t>The corresponding CHAIN should not be affected at all and there is no need to check this. We are testing how referential integrity works here.</w:t>
+      </w:r>
+      <w:bookmarkEnd w:id="24"/>
+    </w:p>
+    <w:p>
+      <w:pPr>
+        <w:pStyle w:val="Normal"/>
+        <w:bidi w:val="0"/>
+        <w:jc w:val="start"/>
+        <w:rPr/>
+      </w:pPr>
+      <w:r>
+        <w:rPr/>
+      </w:r>
+    </w:p>
+    <w:p>
+      <w:pPr>
+        <w:pStyle w:val="Normal"/>
+        <w:bidi w:val="0"/>
+        <w:jc w:val="start"/>
+        <w:rPr/>
+      </w:pPr>
+      <w:r>
+        <w:rPr/>
+        <w:t>* Create the OUTLET with the following details: {</w:t>
+      </w:r>
+    </w:p>
+    <w:p>
+      <w:pPr>
+        <w:pStyle w:val="Normal"/>
+        <w:bidi w:val="0"/>
+        <w:jc w:val="start"/>
+        <w:rPr/>
+      </w:pPr>
+      <w:r>
+        <w:rPr/>
+        <w:tab/>
+        <w:t>"outlet_name": "Tim Hortons Test Outlet 2",</w:t>
+      </w:r>
+    </w:p>
+    <w:p>
+      <w:pPr>
+        <w:pStyle w:val="Normal"/>
+        <w:bidi w:val="0"/>
+        <w:jc w:val="start"/>
+        <w:rPr/>
+      </w:pPr>
+      <w:r>
+        <w:rPr/>
+        <w:t xml:space="preserve">            </w:t>
+      </w:r>
+      <w:r>
+        <w:rPr/>
+        <w:t>"outlet_address_room_no": "5",</w:t>
+      </w:r>
+    </w:p>
+    <w:p>
+      <w:pPr>
+        <w:pStyle w:val="Normal"/>
+        <w:bidi w:val="0"/>
+        <w:jc w:val="start"/>
+        <w:rPr/>
+      </w:pPr>
+      <w:r>
+        <w:rPr/>
+        <w:t xml:space="preserve">            </w:t>
+      </w:r>
+      <w:r>
+        <w:rPr/>
+        <w:t>"outlet_address_building": "Test Building 2",</w:t>
+      </w:r>
+    </w:p>
+    <w:p>
+      <w:pPr>
+        <w:pStyle w:val="Normal"/>
+        <w:bidi w:val="0"/>
+        <w:jc w:val="start"/>
+        <w:rPr/>
+      </w:pPr>
+      <w:r>
+        <w:rPr/>
+        <w:t xml:space="preserve">            </w:t>
+      </w:r>
+      <w:r>
+        <w:rPr/>
+        <w:t>"outlet_address_street": "Test Street 2",</w:t>
+      </w:r>
+    </w:p>
+    <w:p>
+      <w:pPr>
+        <w:pStyle w:val="Normal"/>
+        <w:bidi w:val="0"/>
+        <w:jc w:val="start"/>
+        <w:rPr/>
+      </w:pPr>
+      <w:r>
+        <w:rPr/>
+        <w:t xml:space="preserve">            </w:t>
+      </w:r>
+      <w:r>
+        <w:rPr/>
+        <w:t>"outlet_address_city": "Test City Two",</w:t>
+      </w:r>
+    </w:p>
+    <w:p>
+      <w:pPr>
+        <w:pStyle w:val="Normal"/>
+        <w:bidi w:val="0"/>
+        <w:jc w:val="start"/>
+        <w:rPr/>
+      </w:pPr>
+      <w:r>
+        <w:rPr/>
+        <w:t xml:space="preserve">            </w:t>
+      </w:r>
+      <w:r>
+        <w:rPr/>
+        <w:t>"outlet_address_admin_division": "Test Division Two",</w:t>
+      </w:r>
+    </w:p>
+    <w:p>
+      <w:pPr>
+        <w:pStyle w:val="Normal"/>
+        <w:bidi w:val="0"/>
+        <w:jc w:val="start"/>
+        <w:rPr/>
+      </w:pPr>
+      <w:r>
+        <w:rPr/>
+        <w:t xml:space="preserve">            </w:t>
+      </w:r>
+      <w:r>
+        <w:rPr/>
+        <w:t>"outlet_address_country": "Saudi Arabia",</w:t>
+      </w:r>
+    </w:p>
+    <w:p>
+      <w:pPr>
+        <w:pStyle w:val="Normal"/>
+        <w:bidi w:val="0"/>
+        <w:jc w:val="start"/>
+        <w:rPr/>
+      </w:pPr>
+      <w:r>
+        <w:rPr/>
+        <w:t xml:space="preserve">            </w:t>
+      </w:r>
+      <w:r>
+        <w:rPr/>
+        <w:t>"outlet_address_post_code": "123457",</w:t>
+      </w:r>
+    </w:p>
+    <w:p>
+      <w:pPr>
+        <w:pStyle w:val="Normal"/>
+        <w:bidi w:val="0"/>
+        <w:jc w:val="start"/>
+        <w:rPr/>
+      </w:pPr>
+      <w:r>
+        <w:rPr/>
+        <w:t xml:space="preserve">            </w:t>
+      </w:r>
+      <w:r>
+        <w:rPr/>
+        <w:t>"chain_id": 1</w:t>
+      </w:r>
+    </w:p>
+    <w:p>
+      <w:pPr>
+        <w:pStyle w:val="Normal"/>
+        <w:bidi w:val="0"/>
+        <w:jc w:val="start"/>
+        <w:rPr/>
+      </w:pPr>
+      <w:bookmarkStart w:id="25" w:name="__DdeLink__290_2149420322"/>
+      <w:r>
+        <w:rPr/>
+        <w:t>}. We are re-creating the OUTLET that we deleted so that the database tests can be run agai</w:t>
+      </w:r>
+      <w:bookmarkEnd w:id="25"/>
+      <w:r>
+        <w:rPr/>
+        <w:t>n.</w:t>
+      </w:r>
+    </w:p>
+    <w:p>
+      <w:pPr>
+        <w:pStyle w:val="Normal"/>
+        <w:bidi w:val="0"/>
+        <w:jc w:val="start"/>
+        <w:rPr/>
+      </w:pPr>
+      <w:r>
+        <w:rPr/>
+      </w:r>
+    </w:p>
+    <w:p>
+      <w:pPr>
+        <w:pStyle w:val="Normal"/>
+        <w:bidi w:val="0"/>
+        <w:jc w:val="center"/>
         <w:rPr>
           <w:b/>
           <w:bCs/>
         </w:rPr>
-      </w:r>
-    </w:p>
-    <w:p>
-      <w:pPr>
-        <w:pStyle w:val="Normal"/>
-        <w:bidi w:val="0"/>
-        <w:jc w:val="center"/>
+      </w:pPr>
+      <w:bookmarkStart w:id="26" w:name="__DdeLink__659_3340287881"/>
+      <w:r>
         <w:rPr>
           <w:b/>
           <w:bCs/>
         </w:rPr>
-      </w:pPr>
-      <w:r>
-        <w:rPr>
-          <w:b/>
-          <w:bCs/>
-        </w:rPr>
-      </w:r>
-    </w:p>
-    <w:p>
-      <w:pPr>
-        <w:pStyle w:val="Normal"/>
-        <w:bidi w:val="0"/>
-        <w:jc w:val="center"/>
-        <w:rPr>
-          <w:b/>
-          <w:bCs/>
-        </w:rPr>
-      </w:pPr>
-      <w:r>
-        <w:rPr>
-          <w:b/>
-          <w:bCs/>
-        </w:rPr>
-      </w:r>
-    </w:p>
-    <w:p>
-      <w:pPr>
-        <w:pStyle w:val="Normal"/>
-        <w:bidi w:val="0"/>
-        <w:jc w:val="center"/>
-        <w:rPr>
-          <w:b/>
-          <w:bCs/>
-        </w:rPr>
-      </w:pPr>
-      <w:r>
-        <w:rPr>
-          <w:b/>
-          <w:bCs/>
-        </w:rPr>
-      </w:r>
-    </w:p>
-    <w:p>
-      <w:pPr>
-        <w:pStyle w:val="Normal"/>
-        <w:bidi w:val="0"/>
-        <w:jc w:val="center"/>
-        <w:rPr>
-          <w:b/>
-          <w:bCs/>
-        </w:rPr>
-      </w:pPr>
-      <w:r>
-        <w:rPr>
-          <w:b/>
-          <w:bCs/>
-        </w:rPr>
-      </w:r>
-    </w:p>
-    <w:p>
-      <w:pPr>
-        <w:pStyle w:val="Normal"/>
-        <w:bidi w:val="0"/>
-        <w:jc w:val="center"/>
-        <w:rPr>
-          <w:b/>
-          <w:bCs/>
-        </w:rPr>
-      </w:pPr>
-      <w:r>
-        <w:rPr>
-          <w:b/>
-          <w:bCs/>
-        </w:rPr>
-      </w:r>
-    </w:p>
-    <w:p>
-      <w:pPr>
-        <w:pStyle w:val="Normal"/>
-        <w:bidi w:val="0"/>
-        <w:jc w:val="center"/>
-        <w:rPr>
-          <w:b/>
-          <w:bCs/>
-        </w:rPr>
-      </w:pPr>
-      <w:r>
-        <w:rPr>
-          <w:b/>
-          <w:bCs/>
-        </w:rPr>
-      </w:r>
-    </w:p>
-    <w:p>
-      <w:pPr>
-        <w:pStyle w:val="Normal"/>
-        <w:bidi w:val="0"/>
-        <w:jc w:val="center"/>
-        <w:rPr>
-          <w:b/>
-          <w:bCs/>
-        </w:rPr>
-      </w:pPr>
-      <w:r>
-        <w:rPr>
-          <w:b/>
-          <w:bCs/>
-        </w:rPr>
-      </w:r>
-    </w:p>
-    <w:p>
-      <w:pPr>
-        <w:pStyle w:val="Normal"/>
-        <w:bidi w:val="0"/>
-        <w:jc w:val="center"/>
-        <w:rPr>
-          <w:b/>
-          <w:bCs/>
-        </w:rPr>
-      </w:pPr>
-      <w:r>
-        <w:rPr>
-          <w:b/>
-          <w:bCs/>
-        </w:rPr>
-      </w:r>
-    </w:p>
-    <w:p>
-      <w:pPr>
-        <w:pStyle w:val="Normal"/>
-        <w:bidi w:val="0"/>
-        <w:jc w:val="center"/>
-        <w:rPr>
-          <w:b/>
-          <w:bCs/>
-        </w:rPr>
-      </w:pPr>
-      <w:r>
-        <w:rPr>
-          <w:b/>
-          <w:bCs/>
-        </w:rPr>
-      </w:r>
-    </w:p>
-    <w:p>
-      <w:pPr>
-        <w:pStyle w:val="Normal"/>
-        <w:bidi w:val="0"/>
-        <w:jc w:val="center"/>
-        <w:rPr>
-          <w:b/>
-          <w:bCs/>
-        </w:rPr>
-      </w:pPr>
-      <w:r>
-        <w:rPr>
-          <w:b/>
-          <w:bCs/>
-        </w:rPr>
-      </w:r>
-    </w:p>
-    <w:p>
-      <w:pPr>
-        <w:pStyle w:val="Normal"/>
-        <w:bidi w:val="0"/>
-        <w:jc w:val="center"/>
-        <w:rPr/>
-      </w:pPr>
-      <w:r>
-        <w:rPr>
-          <w:b/>
-          <w:bCs/>
-        </w:rPr>
-        <w:t>INTEGRATION TESTS</w:t>
-      </w:r>
-    </w:p>
-    <w:p>
-      <w:pPr>
-        <w:pStyle w:val="Normal"/>
-        <w:bidi w:val="0"/>
-        <w:jc w:val="start"/>
-        <w:rPr/>
-      </w:pPr>
-      <w:r>
-        <w:rPr/>
-      </w:r>
-    </w:p>
-    <w:p>
-      <w:pPr>
-        <w:pStyle w:val="Normal"/>
-        <w:bidi w:val="0"/>
-        <w:jc w:val="start"/>
-        <w:rPr/>
-      </w:pPr>
-      <w:r>
-        <w:rPr/>
-        <w:t>For CreateOutlet, the following tests:</w:t>
-      </w:r>
-    </w:p>
-    <w:p>
-      <w:pPr>
-        <w:pStyle w:val="Normal"/>
-        <w:bidi w:val="0"/>
-        <w:jc w:val="start"/>
-        <w:rPr/>
-      </w:pPr>
-      <w:r>
-        <w:rPr/>
-        <w:t>* Send an empty request body</w:t>
-      </w:r>
-    </w:p>
-    <w:p>
-      <w:pPr>
-        <w:pStyle w:val="Normal"/>
-        <w:bidi w:val="0"/>
-        <w:jc w:val="start"/>
-        <w:rPr/>
-      </w:pPr>
-      <w:r>
-        <w:rPr/>
-        <w:t>* Create an OUTLET tuple with data in all non-null attributes.</w:t>
-      </w:r>
-    </w:p>
-    <w:p>
-      <w:pPr>
-        <w:pStyle w:val="Normal"/>
-        <w:bidi w:val="0"/>
-        <w:jc w:val="start"/>
-        <w:rPr/>
-      </w:pPr>
-      <w:r>
-        <w:rPr/>
-        <w:t>* Create an OUTLET tuple without the outlet_name.</w:t>
-      </w:r>
-    </w:p>
-    <w:p>
-      <w:pPr>
-        <w:pStyle w:val="Normal"/>
-        <w:bidi w:val="0"/>
-        <w:jc w:val="start"/>
-        <w:rPr/>
-      </w:pPr>
-      <w:bookmarkStart w:id="2" w:name="__DdeLink__92_3803631280"/>
-      <w:r>
-        <w:rPr/>
-        <w:t>* Create an OUTLET tuple without the outlet_address_city.</w:t>
-      </w:r>
-      <w:bookmarkEnd w:id="2"/>
-    </w:p>
-    <w:p>
-      <w:pPr>
-        <w:pStyle w:val="Normal"/>
-        <w:bidi w:val="0"/>
-        <w:jc w:val="start"/>
-        <w:rPr/>
-      </w:pPr>
-      <w:r>
-        <w:rPr/>
-        <w:t>* Create an OUTLET tuple without the outlet_address_post_code.</w:t>
-      </w:r>
-    </w:p>
-    <w:p>
-      <w:pPr>
-        <w:pStyle w:val="Normal"/>
-        <w:bidi w:val="0"/>
-        <w:jc w:val="start"/>
-        <w:rPr/>
-      </w:pPr>
-      <w:r>
-        <w:rPr/>
-        <w:t>* Create an OUTLET tuple without a chain_id.</w:t>
-      </w:r>
-    </w:p>
-    <w:p>
-      <w:pPr>
-        <w:pStyle w:val="Normal"/>
-        <w:bidi w:val="0"/>
-        <w:jc w:val="start"/>
-        <w:rPr/>
-      </w:pPr>
-      <w:r>
-        <w:rPr/>
-        <w:t>* Create an OUTLET tuple with a chain_id that does not exist.</w:t>
-      </w:r>
-    </w:p>
-    <w:p>
-      <w:pPr>
-        <w:pStyle w:val="Normal"/>
-        <w:bidi w:val="0"/>
-        <w:jc w:val="start"/>
-        <w:rPr/>
-      </w:pPr>
-      <w:r>
-        <w:rPr/>
-      </w:r>
-    </w:p>
-    <w:p>
-      <w:pPr>
-        <w:pStyle w:val="Normal"/>
-        <w:bidi w:val="0"/>
-        <w:jc w:val="start"/>
-        <w:rPr/>
-      </w:pPr>
-      <w:r>
-        <w:rPr/>
-        <w:t>For UpdateOutletName, the following tests:</w:t>
-      </w:r>
-    </w:p>
-    <w:p>
-      <w:pPr>
-        <w:pStyle w:val="Normal"/>
-        <w:bidi w:val="0"/>
-        <w:jc w:val="start"/>
-        <w:rPr/>
-      </w:pPr>
-      <w:r>
-        <w:rPr/>
-        <w:t>* Send an empty request body.</w:t>
-      </w:r>
-    </w:p>
-    <w:p>
-      <w:pPr>
-        <w:pStyle w:val="Normal"/>
-        <w:bidi w:val="0"/>
-        <w:jc w:val="start"/>
-        <w:rPr/>
-      </w:pPr>
-      <w:r>
-        <w:rPr/>
-        <w:t>* Update the OUTLET that has outlet_id = 7, its outlet_name with 1234.</w:t>
-      </w:r>
-    </w:p>
-    <w:p>
-      <w:pPr>
-        <w:pStyle w:val="Normal"/>
-        <w:bidi w:val="0"/>
-        <w:jc w:val="start"/>
-        <w:rPr/>
-      </w:pPr>
-      <w:r>
-        <w:rPr/>
-        <w:t>* Update an OUTLET that has outlet_id = 7, its outlet_name “Test Outlet # 1” containing letters and numbers.</w:t>
-      </w:r>
-    </w:p>
-    <w:p>
-      <w:pPr>
-        <w:pStyle w:val="Normal"/>
-        <w:bidi w:val="0"/>
-        <w:jc w:val="start"/>
-        <w:rPr/>
-      </w:pPr>
-      <w:r>
-        <w:rPr/>
-        <w:t>* Update an OUTLET that has outlet_id = 7, its outlet_name with a “Test Outlet” containing letters only.</w:t>
-      </w:r>
-    </w:p>
-    <w:p>
-      <w:pPr>
-        <w:pStyle w:val="Normal"/>
-        <w:bidi w:val="0"/>
-        <w:jc w:val="start"/>
-        <w:rPr/>
-      </w:pPr>
-      <w:r>
-        <w:rPr/>
-      </w:r>
-    </w:p>
-    <w:p>
-      <w:pPr>
-        <w:pStyle w:val="Normal"/>
-        <w:bidi w:val="0"/>
-        <w:jc w:val="start"/>
-        <w:rPr/>
-      </w:pPr>
-      <w:bookmarkStart w:id="3" w:name="__DdeLink__100_3803631280"/>
-      <w:r>
-        <w:rPr/>
-        <w:t>For UpdateOutletAddress, the following tests:</w:t>
-      </w:r>
-      <w:bookmarkEnd w:id="3"/>
-    </w:p>
-    <w:p>
-      <w:pPr>
-        <w:pStyle w:val="Normal"/>
-        <w:bidi w:val="0"/>
-        <w:jc w:val="start"/>
-        <w:rPr/>
-      </w:pPr>
-      <w:r>
-        <w:rPr/>
-        <w:t>* Send an empty request body.</w:t>
-      </w:r>
-    </w:p>
-    <w:p>
-      <w:pPr>
-        <w:pStyle w:val="Normal"/>
-        <w:bidi w:val="0"/>
-        <w:jc w:val="start"/>
-        <w:rPr/>
-      </w:pPr>
-      <w:bookmarkStart w:id="4" w:name="__DdeLink__94_3803631280"/>
-      <w:r>
-        <w:rPr/>
-        <w:t xml:space="preserve">* Update the OUTLET that has outlet_id = 7 </w:t>
-      </w:r>
-      <w:bookmarkStart w:id="5" w:name="__DdeLink__307_1992960000"/>
-      <w:r>
-        <w:rPr/>
-        <w:t>, its</w:t>
-      </w:r>
-      <w:bookmarkEnd w:id="5"/>
-      <w:r>
-        <w:rPr/>
-        <w:t xml:space="preserve"> outlet_address_city to “Test City”.</w:t>
-      </w:r>
-      <w:bookmarkEnd w:id="4"/>
-    </w:p>
-    <w:p>
-      <w:pPr>
-        <w:pStyle w:val="Normal"/>
-        <w:bidi w:val="0"/>
-        <w:jc w:val="start"/>
-        <w:rPr/>
-      </w:pPr>
-      <w:r>
-        <w:rPr/>
+        <w:t>UNIT TESTS</w:t>
+      </w:r>
+    </w:p>
+    <w:p>
+      <w:pPr>
+        <w:pStyle w:val="Normal"/>
+        <w:bidi w:val="0"/>
+        <w:jc w:val="both"/>
+        <w:rPr>
+          <w:b w:val="false"/>
+          <w:bCs w:val="false"/>
+        </w:rPr>
+      </w:pPr>
+      <w:r>
+        <w:rPr>
+          <w:b w:val="false"/>
+          <w:bCs w:val="false"/>
+        </w:rPr>
+        <w:t xml:space="preserve">The following unit tests should take place by bypassing the DTOs and using the methods of </w:t>
+      </w:r>
+      <w:r>
+        <w:rPr>
+          <w:b w:val="false"/>
+          <w:bCs w:val="false"/>
+        </w:rPr>
+        <w:t>outlets</w:t>
+      </w:r>
+      <w:r>
+        <w:rPr>
+          <w:b w:val="false"/>
+          <w:bCs w:val="false"/>
+        </w:rPr>
+        <w:t>.service.ts.</w:t>
+      </w:r>
+    </w:p>
+    <w:p>
+      <w:pPr>
+        <w:pStyle w:val="Normal"/>
+        <w:bidi w:val="0"/>
+        <w:jc w:val="both"/>
+        <w:rPr>
+          <w:b w:val="false"/>
+          <w:bCs w:val="false"/>
+        </w:rPr>
+      </w:pPr>
+      <w:r>
+        <w:rPr/>
+      </w:r>
+    </w:p>
+    <w:p>
+      <w:pPr>
+        <w:pStyle w:val="Normal"/>
+        <w:bidi w:val="0"/>
+        <w:jc w:val="both"/>
+        <w:rPr>
+          <w:b w:val="false"/>
+          <w:bCs w:val="false"/>
+        </w:rPr>
+      </w:pPr>
+      <w:r>
+        <w:rPr>
+          <w:b w:val="false"/>
+          <w:bCs w:val="false"/>
+        </w:rPr>
+        <w:t xml:space="preserve">* Create an outlet that is linked to the Chain having chain_id 3 </w:t>
+      </w:r>
+      <w:r>
+        <w:rPr>
+          <w:b w:val="false"/>
+          <w:bCs w:val="false"/>
+        </w:rPr>
+        <w:t>using createOutlet</w:t>
+      </w:r>
+      <w:r>
+        <w:rPr>
+          <w:b w:val="false"/>
+          <w:bCs w:val="false"/>
+        </w:rPr>
+        <w:t>. The data is as follows:</w:t>
+      </w:r>
+      <w:bookmarkStart w:id="27" w:name="__DdeLink__661_3340287881"/>
+      <w:r>
+        <w:rPr>
+          <w:b w:val="false"/>
+          <w:bCs w:val="false"/>
+        </w:rPr>
+        <w:t xml:space="preserve"> {</w:t>
+      </w:r>
+    </w:p>
+    <w:p>
+      <w:pPr>
+        <w:pStyle w:val="Normal"/>
+        <w:bidi w:val="0"/>
+        <w:jc w:val="both"/>
+        <w:rPr>
+          <w:b w:val="false"/>
+          <w:bCs w:val="false"/>
+        </w:rPr>
+      </w:pPr>
+      <w:r>
+        <w:rPr>
+          <w:b w:val="false"/>
+          <w:bCs w:val="false"/>
+        </w:rPr>
+        <w:t xml:space="preserve">  </w:t>
+      </w:r>
+      <w:r>
+        <w:rPr>
+          <w:b w:val="false"/>
+          <w:bCs w:val="false"/>
+        </w:rPr>
+        <w:t>"outlet_id": 4,</w:t>
+      </w:r>
+    </w:p>
+    <w:p>
+      <w:pPr>
+        <w:pStyle w:val="Normal"/>
+        <w:bidi w:val="0"/>
+        <w:jc w:val="both"/>
+        <w:rPr>
+          <w:b w:val="false"/>
+          <w:bCs w:val="false"/>
+        </w:rPr>
+      </w:pPr>
+      <w:r>
+        <w:rPr>
+          <w:b w:val="false"/>
+          <w:bCs w:val="false"/>
+        </w:rPr>
+        <w:t xml:space="preserve">  </w:t>
+      </w:r>
+      <w:r>
+        <w:rPr>
+          <w:b w:val="false"/>
+          <w:bCs w:val="false"/>
+        </w:rPr>
+        <w:t>"outlet_date_created_at": "2026-08-13T10:20:52.051096+05:30",</w:t>
+      </w:r>
+    </w:p>
+    <w:p>
+      <w:pPr>
+        <w:pStyle w:val="Normal"/>
+        <w:bidi w:val="0"/>
+        <w:jc w:val="both"/>
+        <w:rPr>
+          <w:b w:val="false"/>
+          <w:bCs w:val="false"/>
+        </w:rPr>
+      </w:pPr>
+      <w:r>
+        <w:rPr>
+          <w:b w:val="false"/>
+          <w:bCs w:val="false"/>
+        </w:rPr>
+        <w:t xml:space="preserve">  </w:t>
+      </w:r>
+      <w:r>
+        <w:rPr>
+          <w:b w:val="false"/>
+          <w:bCs w:val="false"/>
+        </w:rPr>
+        <w:t>"outlet_name": "Road Cafe #2",</w:t>
+      </w:r>
+    </w:p>
+    <w:p>
+      <w:pPr>
+        <w:pStyle w:val="Normal"/>
+        <w:bidi w:val="0"/>
+        <w:jc w:val="both"/>
+        <w:rPr>
+          <w:b w:val="false"/>
+          <w:bCs w:val="false"/>
+        </w:rPr>
+      </w:pPr>
+      <w:r>
+        <w:rPr>
+          <w:b w:val="false"/>
+          <w:bCs w:val="false"/>
+        </w:rPr>
+        <w:t xml:space="preserve">  </w:t>
+      </w:r>
+      <w:r>
+        <w:rPr>
+          <w:b w:val="false"/>
+          <w:bCs w:val="false"/>
+        </w:rPr>
+        <w:t>"outlet_address_room_no": null,</w:t>
+      </w:r>
+    </w:p>
+    <w:p>
+      <w:pPr>
+        <w:pStyle w:val="Normal"/>
+        <w:bidi w:val="0"/>
+        <w:jc w:val="both"/>
+        <w:rPr>
+          <w:b w:val="false"/>
+          <w:bCs w:val="false"/>
+        </w:rPr>
+      </w:pPr>
+      <w:r>
+        <w:rPr>
+          <w:b w:val="false"/>
+          <w:bCs w:val="false"/>
+        </w:rPr>
+        <w:t xml:space="preserve">  </w:t>
+      </w:r>
+      <w:r>
+        <w:rPr>
+          <w:b w:val="false"/>
+          <w:bCs w:val="false"/>
+        </w:rPr>
+        <w:t>"outlet_address_building": null,</w:t>
+      </w:r>
+    </w:p>
+    <w:p>
+      <w:pPr>
+        <w:pStyle w:val="Normal"/>
+        <w:bidi w:val="0"/>
+        <w:jc w:val="both"/>
+        <w:rPr>
+          <w:b w:val="false"/>
+          <w:bCs w:val="false"/>
+        </w:rPr>
+      </w:pPr>
+      <w:r>
+        <w:rPr>
+          <w:b w:val="false"/>
+          <w:bCs w:val="false"/>
+        </w:rPr>
+        <w:t xml:space="preserve">  </w:t>
+      </w:r>
+      <w:r>
+        <w:rPr>
+          <w:b w:val="false"/>
+          <w:bCs w:val="false"/>
+        </w:rPr>
+        <w:t>"outlet_address_street": "4116 Prince Sultan Road",</w:t>
+      </w:r>
+    </w:p>
+    <w:p>
+      <w:pPr>
+        <w:pStyle w:val="Normal"/>
+        <w:bidi w:val="0"/>
+        <w:jc w:val="both"/>
+        <w:rPr>
+          <w:b w:val="false"/>
+          <w:bCs w:val="false"/>
+        </w:rPr>
+      </w:pPr>
+      <w:r>
+        <w:rPr>
+          <w:b w:val="false"/>
+          <w:bCs w:val="false"/>
+        </w:rPr>
+        <w:t xml:space="preserve">  </w:t>
+      </w:r>
+      <w:r>
+        <w:rPr>
+          <w:b w:val="false"/>
+          <w:bCs w:val="false"/>
+        </w:rPr>
+        <w:t>"outlet_address_city": "Riyadh",</w:t>
+      </w:r>
+    </w:p>
+    <w:p>
+      <w:pPr>
+        <w:pStyle w:val="Normal"/>
+        <w:bidi w:val="0"/>
+        <w:jc w:val="both"/>
+        <w:rPr>
+          <w:b w:val="false"/>
+          <w:bCs w:val="false"/>
+        </w:rPr>
+      </w:pPr>
+      <w:r>
+        <w:rPr>
+          <w:b w:val="false"/>
+          <w:bCs w:val="false"/>
+        </w:rPr>
+        <w:t xml:space="preserve">  </w:t>
+      </w:r>
+      <w:r>
+        <w:rPr>
+          <w:b w:val="false"/>
+          <w:bCs w:val="false"/>
+        </w:rPr>
+        <w:t>"outlet_address_admin_division": "Eastern Province",</w:t>
+      </w:r>
+    </w:p>
+    <w:p>
+      <w:pPr>
+        <w:pStyle w:val="Normal"/>
+        <w:bidi w:val="0"/>
+        <w:jc w:val="both"/>
+        <w:rPr>
+          <w:b w:val="false"/>
+          <w:bCs w:val="false"/>
+        </w:rPr>
+      </w:pPr>
+      <w:r>
+        <w:rPr>
+          <w:b w:val="false"/>
+          <w:bCs w:val="false"/>
+        </w:rPr>
+        <w:t xml:space="preserve">  </w:t>
+      </w:r>
+      <w:r>
+        <w:rPr>
+          <w:b w:val="false"/>
+          <w:bCs w:val="false"/>
+        </w:rPr>
+        <w:t>"outlet_address_country": "Saudi Arabia",</w:t>
+      </w:r>
+    </w:p>
+    <w:p>
+      <w:pPr>
+        <w:pStyle w:val="Normal"/>
+        <w:bidi w:val="0"/>
+        <w:jc w:val="both"/>
+        <w:rPr>
+          <w:b w:val="false"/>
+          <w:bCs w:val="false"/>
+        </w:rPr>
+      </w:pPr>
+      <w:r>
+        <w:rPr>
+          <w:b w:val="false"/>
+          <w:bCs w:val="false"/>
+        </w:rPr>
+        <w:t xml:space="preserve">  </w:t>
+      </w:r>
+      <w:r>
+        <w:rPr>
+          <w:b w:val="false"/>
+          <w:bCs w:val="false"/>
+        </w:rPr>
+        <w:t>"outlet_address_post_code": "34235",</w:t>
+      </w:r>
+    </w:p>
+    <w:p>
+      <w:pPr>
+        <w:pStyle w:val="Normal"/>
+        <w:bidi w:val="0"/>
+        <w:jc w:val="both"/>
+        <w:rPr>
+          <w:b w:val="false"/>
+          <w:bCs w:val="false"/>
+        </w:rPr>
+      </w:pPr>
+      <w:r>
+        <w:rPr>
+          <w:b w:val="false"/>
+          <w:bCs w:val="false"/>
+        </w:rPr>
+        <w:t xml:space="preserve">  </w:t>
+      </w:r>
+      <w:r>
+        <w:rPr>
+          <w:b w:val="false"/>
+          <w:bCs w:val="false"/>
+        </w:rPr>
+        <w:t>"chain_id": 3</w:t>
+      </w:r>
+    </w:p>
+    <w:p>
+      <w:pPr>
+        <w:pStyle w:val="Normal"/>
+        <w:bidi w:val="0"/>
+        <w:jc w:val="both"/>
+        <w:rPr>
+          <w:b w:val="false"/>
+          <w:bCs w:val="false"/>
+        </w:rPr>
+      </w:pPr>
+      <w:r>
+        <w:rPr>
+          <w:b w:val="false"/>
+          <w:bCs w:val="false"/>
+        </w:rPr>
+        <w:t>}</w:t>
+      </w:r>
+      <w:bookmarkEnd w:id="27"/>
+    </w:p>
+    <w:p>
+      <w:pPr>
+        <w:pStyle w:val="Normal"/>
+        <w:bidi w:val="0"/>
+        <w:jc w:val="both"/>
+        <w:rPr>
+          <w:b w:val="false"/>
+          <w:bCs w:val="false"/>
+        </w:rPr>
+      </w:pPr>
+      <w:r>
+        <w:rPr>
+          <w:b w:val="false"/>
+          <w:bCs w:val="false"/>
+        </w:rPr>
+      </w:r>
+    </w:p>
+    <w:p>
+      <w:pPr>
+        <w:pStyle w:val="Normal"/>
+        <w:bidi w:val="0"/>
+        <w:jc w:val="both"/>
+        <w:rPr>
+          <w:b w:val="false"/>
+          <w:bCs w:val="false"/>
+        </w:rPr>
+      </w:pPr>
+      <w:bookmarkStart w:id="28" w:name="__DdeLink__331_3340287881"/>
+      <w:r>
+        <w:rPr>
+          <w:b w:val="false"/>
+          <w:bCs w:val="false"/>
+        </w:rPr>
+        <w:t>* Change the outlet_</w:t>
+      </w:r>
+      <w:r>
+        <w:rPr>
+          <w:b w:val="false"/>
+          <w:bCs w:val="false"/>
+        </w:rPr>
+        <w:t>name</w:t>
+      </w:r>
+      <w:r>
+        <w:rPr>
+          <w:b w:val="false"/>
+          <w:bCs w:val="false"/>
+        </w:rPr>
+        <w:t xml:space="preserve"> </w:t>
+      </w:r>
+      <w:r>
+        <w:rPr>
+          <w:b w:val="false"/>
+          <w:bCs w:val="false"/>
+        </w:rPr>
+        <w:t>of</w:t>
+      </w:r>
+      <w:r>
+        <w:rPr>
+          <w:b w:val="false"/>
+          <w:bCs w:val="false"/>
+        </w:rPr>
+        <w:t xml:space="preserve"> outlet with outlet_id 4 to “</w:t>
+      </w:r>
+      <w:bookmarkStart w:id="29" w:name="__DdeLink__347_3340287881"/>
+      <w:r>
+        <w:rPr>
+          <w:b w:val="false"/>
+          <w:bCs w:val="false"/>
+        </w:rPr>
+        <w:t xml:space="preserve">Road Cafe </w:t>
+      </w:r>
+      <w:bookmarkEnd w:id="29"/>
+      <w:r>
+        <w:rPr>
+          <w:b w:val="false"/>
+          <w:bCs w:val="false"/>
+        </w:rPr>
+        <w:t>TEST OUTLET</w:t>
+      </w:r>
+      <w:r>
+        <w:rPr>
+          <w:b w:val="false"/>
+          <w:bCs w:val="false"/>
+        </w:rPr>
+        <w:t xml:space="preserve">” </w:t>
+      </w:r>
+      <w:r>
+        <w:rPr>
+          <w:b w:val="false"/>
+          <w:bCs w:val="false"/>
+        </w:rPr>
+        <w:t>using updateOutletName</w:t>
+      </w:r>
+      <w:r>
+        <w:rPr>
+          <w:b w:val="false"/>
+          <w:bCs w:val="false"/>
+        </w:rPr>
+        <w:t>.</w:t>
+      </w:r>
+      <w:bookmarkEnd w:id="28"/>
+    </w:p>
+    <w:p>
+      <w:pPr>
+        <w:pStyle w:val="Normal"/>
+        <w:bidi w:val="0"/>
+        <w:jc w:val="both"/>
+        <w:rPr>
+          <w:b w:val="false"/>
+          <w:bCs w:val="false"/>
+        </w:rPr>
+      </w:pPr>
+      <w:r>
+        <w:rPr>
+          <w:b w:val="false"/>
+          <w:bCs w:val="false"/>
+        </w:rPr>
+      </w:r>
+    </w:p>
+    <w:p>
+      <w:pPr>
+        <w:pStyle w:val="Normal"/>
+        <w:bidi w:val="0"/>
+        <w:jc w:val="both"/>
+        <w:rPr>
+          <w:b w:val="false"/>
+          <w:bCs w:val="false"/>
+        </w:rPr>
+      </w:pPr>
+      <w:r>
+        <w:rPr>
+          <w:b w:val="false"/>
+          <w:bCs w:val="false"/>
+        </w:rPr>
+        <w:t xml:space="preserve">* Change the outlet_address_room_no of outlet with outlet_id 4 to 1 </w:t>
+      </w:r>
+      <w:r>
+        <w:rPr>
+          <w:b w:val="false"/>
+          <w:bCs w:val="false"/>
+        </w:rPr>
+        <w:t>using updateOutletAddress</w:t>
+      </w:r>
+      <w:r>
+        <w:rPr>
+          <w:b w:val="false"/>
+          <w:bCs w:val="false"/>
+        </w:rPr>
+        <w:t>.</w:t>
+      </w:r>
+    </w:p>
+    <w:p>
+      <w:pPr>
+        <w:pStyle w:val="Normal"/>
+        <w:bidi w:val="0"/>
+        <w:jc w:val="both"/>
+        <w:rPr>
+          <w:b w:val="false"/>
+          <w:bCs w:val="false"/>
+        </w:rPr>
+      </w:pPr>
+      <w:r>
+        <w:rPr>
+          <w:b w:val="false"/>
+          <w:bCs w:val="false"/>
+        </w:rPr>
+      </w:r>
+    </w:p>
+    <w:p>
+      <w:pPr>
+        <w:pStyle w:val="Normal"/>
+        <w:bidi w:val="0"/>
+        <w:jc w:val="both"/>
+        <w:rPr>
+          <w:b w:val="false"/>
+          <w:bCs w:val="false"/>
+        </w:rPr>
+      </w:pPr>
+      <w:r>
+        <w:rPr>
+          <w:b w:val="false"/>
+          <w:bCs w:val="false"/>
+        </w:rPr>
+        <w:t xml:space="preserve">* Change the outlet_address_building </w:t>
+      </w:r>
+      <w:r>
+        <w:rPr>
+          <w:b w:val="false"/>
+          <w:bCs w:val="false"/>
+        </w:rPr>
+        <w:t>of outlet with outlet_id 4 using updateOutletAddress</w:t>
+      </w:r>
+      <w:r>
+        <w:rPr>
+          <w:b w:val="false"/>
+          <w:bCs w:val="false"/>
+        </w:rPr>
+        <w:t xml:space="preserve"> to “TEST OUTLET BUILDING”.</w:t>
+      </w:r>
+    </w:p>
+    <w:p>
+      <w:pPr>
+        <w:pStyle w:val="Normal"/>
+        <w:bidi w:val="0"/>
+        <w:jc w:val="both"/>
+        <w:rPr>
+          <w:b w:val="false"/>
+          <w:bCs w:val="false"/>
+        </w:rPr>
+      </w:pPr>
+      <w:r>
+        <w:rPr>
+          <w:b w:val="false"/>
+          <w:bCs w:val="false"/>
+        </w:rPr>
+      </w:r>
+    </w:p>
+    <w:p>
+      <w:pPr>
+        <w:pStyle w:val="Normal"/>
+        <w:bidi w:val="0"/>
+        <w:jc w:val="both"/>
+        <w:rPr>
+          <w:b w:val="false"/>
+          <w:bCs w:val="false"/>
+        </w:rPr>
+      </w:pPr>
+      <w:bookmarkStart w:id="30" w:name="__DdeLink__333_3340287881"/>
+      <w:r>
+        <w:rPr>
+          <w:b w:val="false"/>
+          <w:bCs w:val="false"/>
+        </w:rPr>
+        <w:t xml:space="preserve">* Change the outlet_address_street </w:t>
+      </w:r>
+      <w:bookmarkStart w:id="31" w:name="__DdeLink__339_3340287881"/>
+      <w:r>
+        <w:rPr>
+          <w:b w:val="false"/>
+          <w:bCs w:val="false"/>
+        </w:rPr>
+        <w:t>of outlet with outlet_id 4 using updateOuletAddress</w:t>
+      </w:r>
+      <w:bookmarkEnd w:id="31"/>
+      <w:r>
+        <w:rPr>
+          <w:b w:val="false"/>
+          <w:bCs w:val="false"/>
+        </w:rPr>
+        <w:t xml:space="preserve"> to “TEST  OUTLET STREET”</w:t>
+      </w:r>
+      <w:bookmarkEnd w:id="30"/>
+    </w:p>
+    <w:p>
+      <w:pPr>
+        <w:pStyle w:val="Normal"/>
+        <w:bidi w:val="0"/>
+        <w:jc w:val="both"/>
+        <w:rPr>
+          <w:b w:val="false"/>
+          <w:bCs w:val="false"/>
+        </w:rPr>
+      </w:pPr>
+      <w:r>
+        <w:rPr>
+          <w:b w:val="false"/>
+          <w:bCs w:val="false"/>
+        </w:rPr>
+      </w:r>
+    </w:p>
+    <w:p>
+      <w:pPr>
+        <w:pStyle w:val="Normal"/>
+        <w:bidi w:val="0"/>
+        <w:jc w:val="both"/>
+        <w:rPr>
+          <w:b w:val="false"/>
+          <w:bCs w:val="false"/>
+        </w:rPr>
+      </w:pPr>
+      <w:r>
+        <w:rPr>
+          <w:b w:val="false"/>
+          <w:bCs w:val="false"/>
+        </w:rPr>
         <w:t xml:space="preserve">* </w:t>
       </w:r>
-      <w:bookmarkStart w:id="6" w:name="__DdeLink__96_3803631280"/>
-      <w:r>
-        <w:rPr/>
-        <w:t xml:space="preserve">Update the OUTLET </w:t>
-      </w:r>
-      <w:bookmarkStart w:id="7" w:name="__DdeLink__305_1992960000"/>
-      <w:r>
-        <w:rPr/>
-        <w:t>that has outlet_id =</w:t>
-      </w:r>
-      <w:bookmarkEnd w:id="7"/>
-      <w:r>
-        <w:rPr/>
-        <w:t xml:space="preserve"> 7, its outlet_address_stree</w:t>
-      </w:r>
-      <w:bookmarkEnd w:id="6"/>
-      <w:r>
-        <w:rPr/>
-        <w:t>t to “Test Street 1”.</w:t>
-      </w:r>
-    </w:p>
-    <w:p>
-      <w:pPr>
-        <w:pStyle w:val="Normal"/>
-        <w:bidi w:val="0"/>
-        <w:jc w:val="start"/>
-        <w:rPr/>
-      </w:pPr>
-      <w:bookmarkStart w:id="8" w:name="__DdeLink__98_3803631280"/>
-      <w:r>
-        <w:rPr/>
-        <w:t>* Update the OUTLET that has outlet_id = 7, its outlet_address_country to “Test Country”.</w:t>
-      </w:r>
-      <w:bookmarkEnd w:id="8"/>
-    </w:p>
-    <w:p>
-      <w:pPr>
-        <w:pStyle w:val="Normal"/>
-        <w:bidi w:val="0"/>
-        <w:jc w:val="start"/>
-        <w:rPr/>
-      </w:pPr>
-      <w:r>
-        <w:rPr/>
-        <w:t>* Update the OUTLET that has outlet_id = 7, its outlet_address_admin_division to “Test Admin Division”.</w:t>
-      </w:r>
-    </w:p>
-    <w:p>
-      <w:pPr>
-        <w:pStyle w:val="Normal"/>
-        <w:bidi w:val="0"/>
-        <w:jc w:val="start"/>
-        <w:rPr/>
-      </w:pPr>
-      <w:r>
-        <w:rPr/>
-        <w:t>* Update the OUTLET that has outlet_id = 7, its outlet_address_post_code to “1234”.</w:t>
-      </w:r>
-    </w:p>
-    <w:p>
-      <w:pPr>
-        <w:pStyle w:val="Normal"/>
-        <w:bidi w:val="0"/>
-        <w:jc w:val="start"/>
-        <w:rPr/>
-      </w:pPr>
-      <w:r>
-        <w:rPr/>
-      </w:r>
-    </w:p>
-    <w:p>
-      <w:pPr>
-        <w:pStyle w:val="Normal"/>
-        <w:bidi w:val="0"/>
-        <w:jc w:val="start"/>
-        <w:rPr/>
-      </w:pPr>
-      <w:r>
-        <w:rPr/>
-        <w:t>For searchOutletsByName, the following tests:</w:t>
-      </w:r>
-    </w:p>
-    <w:p>
-      <w:pPr>
-        <w:pStyle w:val="Normal"/>
-        <w:bidi w:val="0"/>
-        <w:jc w:val="start"/>
-        <w:rPr/>
-      </w:pPr>
-      <w:r>
-        <w:rPr/>
-        <w:t>* Search for “T”</w:t>
-      </w:r>
-    </w:p>
-    <w:p>
-      <w:pPr>
-        <w:pStyle w:val="Normal"/>
-        <w:bidi w:val="0"/>
-        <w:jc w:val="start"/>
-        <w:rPr/>
-      </w:pPr>
-      <w:r>
-        <w:rPr/>
-        <w:t>* Search for “Ti”</w:t>
-      </w:r>
-    </w:p>
-    <w:p>
-      <w:pPr>
-        <w:pStyle w:val="Normal"/>
-        <w:bidi w:val="0"/>
-        <w:jc w:val="start"/>
-        <w:rPr/>
-      </w:pPr>
-      <w:r>
-        <w:rPr/>
-        <w:t>* Search for “Tim”</w:t>
-      </w:r>
-    </w:p>
-    <w:p>
-      <w:pPr>
-        <w:pStyle w:val="Normal"/>
-        <w:bidi w:val="0"/>
-        <w:jc w:val="start"/>
-        <w:rPr/>
-      </w:pPr>
-      <w:r>
-        <w:rPr/>
-        <w:t>* Search for “Ts”</w:t>
-      </w:r>
-    </w:p>
-    <w:p>
-      <w:pPr>
-        <w:pStyle w:val="Normal"/>
-        <w:bidi w:val="0"/>
-        <w:jc w:val="start"/>
-        <w:rPr/>
-      </w:pPr>
-      <w:r>
-        <w:rPr/>
-        <w:t>* Search for “#”</w:t>
-      </w:r>
-    </w:p>
-    <w:p>
-      <w:pPr>
-        <w:pStyle w:val="Normal"/>
-        <w:bidi w:val="0"/>
-        <w:jc w:val="start"/>
-        <w:rPr/>
-      </w:pPr>
-      <w:r>
-        <w:rPr/>
-      </w:r>
-    </w:p>
-    <w:p>
-      <w:pPr>
-        <w:pStyle w:val="Normal"/>
-        <w:bidi w:val="0"/>
-        <w:jc w:val="start"/>
-        <w:rPr/>
-      </w:pPr>
-      <w:r>
-        <w:rPr/>
-        <w:t>For removeOutlet, the following tests:</w:t>
-      </w:r>
-    </w:p>
-    <w:p>
-      <w:pPr>
-        <w:pStyle w:val="Normal"/>
-        <w:bidi w:val="0"/>
-        <w:jc w:val="start"/>
-        <w:rPr/>
-      </w:pPr>
-      <w:r>
-        <w:rPr/>
-        <w:t>* Send an empty request body.</w:t>
-      </w:r>
-    </w:p>
-    <w:p>
-      <w:pPr>
-        <w:pStyle w:val="Normal"/>
-        <w:bidi w:val="0"/>
-        <w:jc w:val="start"/>
-        <w:rPr/>
-      </w:pPr>
-      <w:r>
-        <w:rPr/>
-        <w:t>* Delete the OUTLET with outlet_id 7.</w:t>
-      </w:r>
-    </w:p>
-    <w:p>
-      <w:pPr>
-        <w:pStyle w:val="Normal"/>
-        <w:bidi w:val="0"/>
-        <w:jc w:val="start"/>
-        <w:rPr/>
-      </w:pPr>
-      <w:bookmarkStart w:id="9" w:name="__DdeLink__142_2312781727"/>
-      <w:bookmarkStart w:id="10" w:name="__DdeLink__139_2312781727"/>
-      <w:r>
-        <w:rPr/>
-        <w:t>* Delete the OUTLET with outlet_id 8.</w:t>
-      </w:r>
-      <w:bookmarkEnd w:id="9"/>
-      <w:bookmarkEnd w:id="10"/>
-    </w:p>
-    <w:p>
-      <w:pPr>
-        <w:pStyle w:val="Normal"/>
-        <w:bidi w:val="0"/>
-        <w:jc w:val="start"/>
-        <w:rPr/>
-      </w:pPr>
-      <w:r>
-        <w:rPr/>
-      </w:r>
-    </w:p>
-    <w:p>
-      <w:pPr>
-        <w:pStyle w:val="Normal"/>
-        <w:bidi w:val="0"/>
-        <w:jc w:val="center"/>
-        <w:rPr>
-          <w:b/>
-          <w:bCs/>
-        </w:rPr>
-      </w:pPr>
-      <w:bookmarkStart w:id="11" w:name="__DdeLink__273_2149420322"/>
-      <w:bookmarkEnd w:id="11"/>
-      <w:r>
-        <w:rPr>
-          <w:b/>
-          <w:bCs/>
-        </w:rPr>
-        <w:t>DATABASE TESTS</w:t>
-      </w:r>
-    </w:p>
-    <w:p>
-      <w:pPr>
-        <w:pStyle w:val="Normal"/>
-        <w:bidi w:val="0"/>
-        <w:jc w:val="start"/>
-        <w:rPr/>
-      </w:pPr>
-      <w:r>
-        <w:rPr/>
-        <w:t>* Create an OUTLET as {</w:t>
-      </w:r>
-    </w:p>
-    <w:p>
-      <w:pPr>
-        <w:pStyle w:val="Normal"/>
-        <w:bidi w:val="0"/>
-        <w:jc w:val="start"/>
-        <w:rPr/>
-      </w:pPr>
-      <w:r>
-        <w:rPr/>
-        <w:tab/>
-        <w:t>"outlet_name": "Tim Hortons Test Outlet 2",</w:t>
-      </w:r>
-    </w:p>
-    <w:p>
-      <w:pPr>
-        <w:pStyle w:val="Normal"/>
-        <w:bidi w:val="0"/>
-        <w:jc w:val="start"/>
-        <w:rPr/>
-      </w:pPr>
-      <w:r>
-        <w:rPr/>
-        <w:t xml:space="preserve">            </w:t>
-      </w:r>
-      <w:r>
-        <w:rPr/>
-        <w:t>"outlet_address_room_no": "6",</w:t>
-      </w:r>
-    </w:p>
-    <w:p>
-      <w:pPr>
-        <w:pStyle w:val="Normal"/>
-        <w:bidi w:val="0"/>
-        <w:jc w:val="start"/>
-        <w:rPr/>
-      </w:pPr>
-      <w:r>
-        <w:rPr/>
-        <w:t xml:space="preserve">            </w:t>
-      </w:r>
-      <w:r>
-        <w:rPr/>
-        <w:t>"outlet_address_building": "Test Building 3",</w:t>
-      </w:r>
-    </w:p>
-    <w:p>
-      <w:pPr>
-        <w:pStyle w:val="Normal"/>
-        <w:bidi w:val="0"/>
-        <w:jc w:val="start"/>
-        <w:rPr/>
-      </w:pPr>
-      <w:r>
-        <w:rPr/>
-        <w:t xml:space="preserve">            </w:t>
-      </w:r>
-      <w:r>
-        <w:rPr/>
-        <w:t>"outlet_address_street": "Test Street 3",</w:t>
-      </w:r>
-    </w:p>
-    <w:p>
-      <w:pPr>
-        <w:pStyle w:val="Normal"/>
-        <w:bidi w:val="0"/>
-        <w:jc w:val="start"/>
-        <w:rPr/>
-      </w:pPr>
-      <w:r>
-        <w:rPr/>
-        <w:t xml:space="preserve">            </w:t>
-      </w:r>
-      <w:r>
-        <w:rPr/>
-        <w:t>"outlet_address_city": "Test City Three",</w:t>
-      </w:r>
-    </w:p>
-    <w:p>
-      <w:pPr>
-        <w:pStyle w:val="Normal"/>
-        <w:bidi w:val="0"/>
-        <w:jc w:val="start"/>
-        <w:rPr/>
-      </w:pPr>
-      <w:r>
-        <w:rPr/>
-        <w:t xml:space="preserve">            </w:t>
-      </w:r>
-      <w:r>
-        <w:rPr/>
-        <w:t>"outlet_address_admin_division": "Test Division Three",</w:t>
-      </w:r>
-    </w:p>
-    <w:p>
-      <w:pPr>
-        <w:pStyle w:val="Normal"/>
-        <w:bidi w:val="0"/>
-        <w:jc w:val="start"/>
-        <w:rPr/>
-      </w:pPr>
-      <w:r>
-        <w:rPr/>
-        <w:t xml:space="preserve">            </w:t>
-      </w:r>
-      <w:r>
-        <w:rPr/>
-        <w:t>"outlet_address_country": "Saudi Arabia",</w:t>
-      </w:r>
-    </w:p>
-    <w:p>
-      <w:pPr>
-        <w:pStyle w:val="Normal"/>
-        <w:bidi w:val="0"/>
-        <w:jc w:val="start"/>
-        <w:rPr/>
-      </w:pPr>
-      <w:r>
-        <w:rPr/>
-        <w:t xml:space="preserve">            </w:t>
-      </w:r>
-      <w:r>
-        <w:rPr/>
-        <w:t>"outlet_address_post_code": "123458",</w:t>
-      </w:r>
-    </w:p>
-    <w:p>
-      <w:pPr>
-        <w:pStyle w:val="Normal"/>
-        <w:bidi w:val="0"/>
-        <w:jc w:val="start"/>
-        <w:rPr/>
-      </w:pPr>
-      <w:r>
-        <w:rPr/>
-        <w:t xml:space="preserve">            </w:t>
-      </w:r>
-      <w:r>
-        <w:rPr/>
-        <w:t>"chain_id": 1</w:t>
-      </w:r>
-    </w:p>
-    <w:p>
-      <w:pPr>
-        <w:pStyle w:val="Normal"/>
-        <w:bidi w:val="0"/>
-        <w:jc w:val="start"/>
-        <w:rPr/>
-      </w:pPr>
-      <w:bookmarkStart w:id="12" w:name="__DdeLink__275_2149420322"/>
-      <w:r>
-        <w:rPr/>
-        <w:t>}. This is an OUTLET with a duplicate outlet_name and its creation should fail and produce a database error. Catch that error. We are testing Entity Integrity of outlets table here.</w:t>
-      </w:r>
-      <w:bookmarkEnd w:id="12"/>
-    </w:p>
-    <w:p>
-      <w:pPr>
-        <w:pStyle w:val="Normal"/>
-        <w:bidi w:val="0"/>
-        <w:jc w:val="start"/>
-        <w:rPr/>
-      </w:pPr>
-      <w:r>
-        <w:rPr/>
-      </w:r>
-    </w:p>
-    <w:p>
-      <w:pPr>
-        <w:pStyle w:val="Normal"/>
-        <w:bidi w:val="0"/>
-        <w:jc w:val="start"/>
-        <w:rPr/>
-      </w:pPr>
-      <w:r>
-        <w:rPr/>
+      <w:bookmarkStart w:id="32" w:name="__DdeLink__335_3340287881"/>
+      <w:r>
+        <w:rPr>
+          <w:b w:val="false"/>
+          <w:bCs w:val="false"/>
+        </w:rPr>
+        <w:t>Change the outlet_address_</w:t>
+      </w:r>
+      <w:r>
+        <w:rPr>
+          <w:b w:val="false"/>
+          <w:bCs w:val="false"/>
+        </w:rPr>
+        <w:t>city of outlet with outlet_id 4 using updateOuletAddress</w:t>
+      </w:r>
+      <w:r>
+        <w:rPr>
+          <w:b w:val="false"/>
+          <w:bCs w:val="false"/>
+        </w:rPr>
+        <w:t xml:space="preserve"> to “TEST  OUTLET </w:t>
+      </w:r>
+      <w:r>
+        <w:rPr>
+          <w:b w:val="false"/>
+          <w:bCs w:val="false"/>
+        </w:rPr>
+        <w:t>CITY</w:t>
+      </w:r>
+      <w:r>
+        <w:rPr>
+          <w:b w:val="false"/>
+          <w:bCs w:val="false"/>
+        </w:rPr>
+        <w:t>”.</w:t>
+      </w:r>
+      <w:bookmarkEnd w:id="32"/>
+    </w:p>
+    <w:p>
+      <w:pPr>
+        <w:pStyle w:val="Normal"/>
+        <w:bidi w:val="0"/>
+        <w:jc w:val="both"/>
+        <w:rPr>
+          <w:b w:val="false"/>
+          <w:bCs w:val="false"/>
+        </w:rPr>
+      </w:pPr>
+      <w:r>
+        <w:rPr>
+          <w:b w:val="false"/>
+          <w:bCs w:val="false"/>
+        </w:rPr>
+      </w:r>
+    </w:p>
+    <w:p>
+      <w:pPr>
+        <w:pStyle w:val="Normal"/>
+        <w:bidi w:val="0"/>
+        <w:jc w:val="both"/>
+        <w:rPr>
+          <w:b w:val="false"/>
+          <w:bCs w:val="false"/>
+        </w:rPr>
+      </w:pPr>
+      <w:bookmarkStart w:id="33" w:name="__DdeLink__337_3340287881"/>
+      <w:r>
+        <w:rPr>
+          <w:b w:val="false"/>
+          <w:bCs w:val="false"/>
+        </w:rPr>
         <w:t xml:space="preserve">* </w:t>
       </w:r>
-      <w:bookmarkStart w:id="13" w:name="__DdeLink__273_4095027318"/>
-      <w:r>
-        <w:rPr/>
-        <w:t>Update the chain_id of the OUTLET that has outlet_name “Independent Test Outlet” to 2. This operation should be successful. Check that the respective chain_id has been updated to 2. The corresponding CHAIN should not be affected at all and there is no need to check this. We are testing how referential integrity works here.</w:t>
-      </w:r>
-      <w:bookmarkEnd w:id="13"/>
-    </w:p>
-    <w:p>
-      <w:pPr>
-        <w:pStyle w:val="Normal"/>
-        <w:bidi w:val="0"/>
-        <w:jc w:val="start"/>
-        <w:rPr/>
-      </w:pPr>
-      <w:r>
-        <w:rPr/>
-      </w:r>
-    </w:p>
-    <w:p>
-      <w:pPr>
-        <w:pStyle w:val="Normal"/>
-        <w:bidi w:val="0"/>
-        <w:jc w:val="start"/>
-        <w:rPr/>
-      </w:pPr>
-      <w:r>
-        <w:rPr/>
-        <w:t xml:space="preserve">* Update the chain_id of the OUTLET that has outlet_name “Independent Test Outlet” to NULL. </w:t>
-      </w:r>
-      <w:bookmarkStart w:id="14" w:name="__DdeLink__277_4095027318"/>
-      <w:r>
-        <w:rPr/>
-        <w:t>This operation should be successful.</w:t>
-      </w:r>
-      <w:bookmarkEnd w:id="14"/>
-      <w:r>
-        <w:rPr/>
-        <w:t xml:space="preserve"> Check that the respective chain_id has been updated to NULL. The corresponding CHAIN should not be affected at all and there is no need to check this. We are testing how referential integrity works here.</w:t>
-      </w:r>
-    </w:p>
-    <w:p>
-      <w:pPr>
-        <w:pStyle w:val="Normal"/>
-        <w:bidi w:val="0"/>
-        <w:jc w:val="start"/>
-        <w:rPr/>
-      </w:pPr>
-      <w:r>
-        <w:rPr/>
-      </w:r>
-    </w:p>
-    <w:p>
-      <w:pPr>
-        <w:pStyle w:val="Normal"/>
-        <w:bidi w:val="0"/>
-        <w:jc w:val="start"/>
-        <w:rPr/>
-      </w:pPr>
-      <w:r>
-        <w:rPr/>
-        <w:t>* Update the outlet_name of the OUTLET that has oulet_name “</w:t>
-      </w:r>
-      <w:bookmarkStart w:id="15" w:name="__DdeLink__265_4095027318"/>
-      <w:bookmarkStart w:id="16" w:name="__DdeLink__283_4095027318"/>
-      <w:r>
-        <w:rPr/>
-        <w:t>Tim Horton’s Test Outlet 2</w:t>
-      </w:r>
-      <w:bookmarkEnd w:id="15"/>
-      <w:bookmarkEnd w:id="16"/>
-      <w:r>
-        <w:rPr/>
-        <w:t xml:space="preserve">”. This operation should be successful. Check only that the respective outlet_name has been updated. The corresponding CHAIN should not be affected and there is no need to check this. </w:t>
-      </w:r>
-      <w:bookmarkStart w:id="17" w:name="__DdeLink__267_4095027318"/>
-      <w:r>
-        <w:rPr/>
-        <w:t>We are testing how referential integrity works here.</w:t>
-      </w:r>
-      <w:bookmarkEnd w:id="17"/>
-    </w:p>
-    <w:p>
-      <w:pPr>
-        <w:pStyle w:val="Normal"/>
-        <w:bidi w:val="0"/>
-        <w:jc w:val="start"/>
-        <w:rPr/>
-      </w:pPr>
-      <w:r>
-        <w:rPr/>
-      </w:r>
-    </w:p>
-    <w:p>
-      <w:pPr>
-        <w:pStyle w:val="Normal"/>
-        <w:bidi w:val="0"/>
-        <w:jc w:val="start"/>
-        <w:rPr/>
-      </w:pPr>
-      <w:bookmarkStart w:id="18" w:name="__DdeLink__285_4095027318"/>
-      <w:r>
-        <w:rPr/>
-        <w:t>* Update the outlet_address_room_no of the OUTLET that has outlet_name “Tim Horton’s Test Outlet 2” to NULL. This operation should be successful. Check that the respective outlet_address_room_no has been updated to NULL. We are testing absence of a NULL CONSTRAINT here.</w:t>
-      </w:r>
-      <w:bookmarkEnd w:id="18"/>
-    </w:p>
-    <w:p>
-      <w:pPr>
-        <w:pStyle w:val="Normal"/>
-        <w:bidi w:val="0"/>
-        <w:jc w:val="start"/>
-        <w:rPr/>
-      </w:pPr>
-      <w:r>
-        <w:rPr/>
-      </w:r>
-    </w:p>
-    <w:p>
-      <w:pPr>
-        <w:pStyle w:val="Normal"/>
-        <w:bidi w:val="0"/>
-        <w:jc w:val="start"/>
-        <w:rPr/>
-      </w:pPr>
-      <w:r>
-        <w:rPr/>
-        <w:t>* Update the outlet_address_room_no of the OUTLET that has outlet_name “Tim Horton’s Test Outlet 2” to “6”. This operation should be successful. Check that the respective outlet_address_room_no has been updated to “6”. We are testing whether a NULL value can be changed to a non-NULL value.</w:t>
-      </w:r>
-    </w:p>
-    <w:p>
-      <w:pPr>
-        <w:pStyle w:val="Normal"/>
-        <w:bidi w:val="0"/>
-        <w:jc w:val="start"/>
-        <w:rPr/>
-      </w:pPr>
-      <w:r>
-        <w:rPr/>
-      </w:r>
-    </w:p>
-    <w:p>
-      <w:pPr>
-        <w:pStyle w:val="Normal"/>
-        <w:bidi w:val="0"/>
-        <w:jc w:val="start"/>
-        <w:rPr/>
-      </w:pPr>
-      <w:r>
-        <w:rPr/>
-        <w:t>* Update the chain_id of the OUTLET that has outlet_name “</w:t>
-      </w:r>
-      <w:bookmarkStart w:id="19" w:name="__DdeLink__275_4095027318"/>
-      <w:bookmarkStart w:id="20" w:name="__DdeLink__287_4095027318"/>
-      <w:r>
-        <w:rPr/>
-        <w:t>Tim Horton’s Test Outlet 2</w:t>
-      </w:r>
-      <w:bookmarkEnd w:id="19"/>
-      <w:bookmarkEnd w:id="20"/>
-      <w:r>
-        <w:rPr/>
-        <w:t xml:space="preserve">” to 2. This operation should be successful. </w:t>
-      </w:r>
-      <w:bookmarkStart w:id="21" w:name="__DdeLink__269_4095027318"/>
-      <w:r>
-        <w:rPr/>
-        <w:t xml:space="preserve">Check that the respective chain_id has been updated to 2. </w:t>
-      </w:r>
-      <w:bookmarkStart w:id="22" w:name="__DdeLink__271_4095027318"/>
-      <w:bookmarkStart w:id="23" w:name="__DdeLink__280_4095027318"/>
-      <w:bookmarkEnd w:id="21"/>
-      <w:r>
-        <w:rPr/>
-        <w:t>The corresponding CHAIN should not be affected at all and there is no need to check this. We are testing how referential integrity works here.</w:t>
-      </w:r>
-      <w:bookmarkEnd w:id="22"/>
-      <w:bookmarkEnd w:id="23"/>
-    </w:p>
-    <w:p>
-      <w:pPr>
-        <w:pStyle w:val="Normal"/>
-        <w:bidi w:val="0"/>
-        <w:jc w:val="start"/>
-        <w:rPr/>
-      </w:pPr>
-      <w:r>
-        <w:rPr/>
-      </w:r>
-    </w:p>
-    <w:p>
-      <w:pPr>
-        <w:pStyle w:val="Normal"/>
-        <w:bidi w:val="0"/>
-        <w:jc w:val="start"/>
-        <w:rPr/>
-      </w:pPr>
-      <w:r>
-        <w:rPr/>
-        <w:t>* Update the outlet_name of the OUTLET that has outlet_name “Tim Horton’s Test Outlet 2” to NULL. This operation should fail and produce a database error. Catch that error. We are testing a NOT NULL constraint on outlet_name here.</w:t>
-      </w:r>
-    </w:p>
-    <w:p>
-      <w:pPr>
-        <w:pStyle w:val="Normal"/>
-        <w:bidi w:val="0"/>
-        <w:jc w:val="start"/>
-        <w:rPr/>
-      </w:pPr>
-      <w:r>
-        <w:rPr/>
-      </w:r>
-    </w:p>
-    <w:p>
-      <w:pPr>
-        <w:pStyle w:val="Normal"/>
-        <w:bidi w:val="0"/>
-        <w:jc w:val="start"/>
-        <w:rPr/>
-      </w:pPr>
-      <w:r>
-        <w:rPr/>
-        <w:t xml:space="preserve">* Delete the OUTLET that has outlet_name “Tim Horton’s Test Outlet 2”. This operation should be successful. Check that this operation is successful. </w:t>
-      </w:r>
-      <w:bookmarkStart w:id="24" w:name="__DdeLink__271_4095027318_Copy_1"/>
-      <w:r>
-        <w:rPr/>
-        <w:t>The corresponding CHAIN should not be affected at all and there is no need to check this. We are testing how referential integrity works here.</w:t>
-      </w:r>
-      <w:bookmarkEnd w:id="24"/>
-    </w:p>
-    <w:p>
-      <w:pPr>
-        <w:pStyle w:val="Normal"/>
-        <w:bidi w:val="0"/>
-        <w:jc w:val="start"/>
-        <w:rPr/>
-      </w:pPr>
-      <w:r>
-        <w:rPr/>
-      </w:r>
-    </w:p>
-    <w:p>
-      <w:pPr>
-        <w:pStyle w:val="Normal"/>
-        <w:bidi w:val="0"/>
-        <w:jc w:val="start"/>
-        <w:rPr/>
-      </w:pPr>
-      <w:r>
-        <w:rPr/>
-        <w:t>* Create the OUTLET with the following details: {</w:t>
-      </w:r>
-    </w:p>
-    <w:p>
-      <w:pPr>
-        <w:pStyle w:val="Normal"/>
-        <w:bidi w:val="0"/>
-        <w:jc w:val="start"/>
-        <w:rPr/>
-      </w:pPr>
-      <w:r>
-        <w:rPr/>
-        <w:tab/>
-        <w:t>"outlet_name": "Tim Hortons Test Outlet 2",</w:t>
-      </w:r>
-    </w:p>
-    <w:p>
-      <w:pPr>
-        <w:pStyle w:val="Normal"/>
-        <w:bidi w:val="0"/>
-        <w:jc w:val="start"/>
-        <w:rPr/>
-      </w:pPr>
-      <w:r>
-        <w:rPr/>
-        <w:t xml:space="preserve">            </w:t>
-      </w:r>
-      <w:r>
-        <w:rPr/>
-        <w:t>"outlet_address_room_no": "5",</w:t>
-      </w:r>
-    </w:p>
-    <w:p>
-      <w:pPr>
-        <w:pStyle w:val="Normal"/>
-        <w:bidi w:val="0"/>
-        <w:jc w:val="start"/>
-        <w:rPr/>
-      </w:pPr>
-      <w:r>
-        <w:rPr/>
-        <w:t xml:space="preserve">            </w:t>
-      </w:r>
-      <w:r>
-        <w:rPr/>
-        <w:t>"outlet_address_building": "Test Building 2",</w:t>
-      </w:r>
-    </w:p>
-    <w:p>
-      <w:pPr>
-        <w:pStyle w:val="Normal"/>
-        <w:bidi w:val="0"/>
-        <w:jc w:val="start"/>
-        <w:rPr/>
-      </w:pPr>
-      <w:r>
-        <w:rPr/>
-        <w:t xml:space="preserve">            </w:t>
-      </w:r>
-      <w:r>
-        <w:rPr/>
-        <w:t>"outlet_address_street": "Test Street 2",</w:t>
-      </w:r>
-    </w:p>
-    <w:p>
-      <w:pPr>
-        <w:pStyle w:val="Normal"/>
-        <w:bidi w:val="0"/>
-        <w:jc w:val="start"/>
-        <w:rPr/>
-      </w:pPr>
-      <w:r>
-        <w:rPr/>
-        <w:t xml:space="preserve">            </w:t>
-      </w:r>
-      <w:r>
-        <w:rPr/>
-        <w:t>"outlet_address_city": "Test City Two",</w:t>
-      </w:r>
-    </w:p>
-    <w:p>
-      <w:pPr>
-        <w:pStyle w:val="Normal"/>
-        <w:bidi w:val="0"/>
-        <w:jc w:val="start"/>
-        <w:rPr/>
-      </w:pPr>
-      <w:r>
-        <w:rPr/>
-        <w:t xml:space="preserve">            </w:t>
-      </w:r>
-      <w:r>
-        <w:rPr/>
-        <w:t>"outlet_address_admin_division": "Test Division Two",</w:t>
-      </w:r>
-    </w:p>
-    <w:p>
-      <w:pPr>
-        <w:pStyle w:val="Normal"/>
-        <w:bidi w:val="0"/>
-        <w:jc w:val="start"/>
-        <w:rPr/>
-      </w:pPr>
-      <w:r>
-        <w:rPr/>
-        <w:t xml:space="preserve">            </w:t>
-      </w:r>
-      <w:r>
-        <w:rPr/>
-        <w:t>"outlet_address_country": "Saudi Arabia",</w:t>
-      </w:r>
-    </w:p>
-    <w:p>
-      <w:pPr>
-        <w:pStyle w:val="Normal"/>
-        <w:bidi w:val="0"/>
-        <w:jc w:val="start"/>
-        <w:rPr/>
-      </w:pPr>
-      <w:r>
-        <w:rPr/>
-        <w:t xml:space="preserve">            </w:t>
-      </w:r>
-      <w:r>
-        <w:rPr/>
-        <w:t>"outlet_address_post_code": "123457",</w:t>
-      </w:r>
-    </w:p>
-    <w:p>
-      <w:pPr>
-        <w:pStyle w:val="Normal"/>
-        <w:bidi w:val="0"/>
-        <w:jc w:val="start"/>
-        <w:rPr/>
-      </w:pPr>
-      <w:r>
-        <w:rPr/>
-        <w:t xml:space="preserve">            </w:t>
-      </w:r>
-      <w:r>
-        <w:rPr/>
-        <w:t>"chain_id": 1</w:t>
-      </w:r>
-    </w:p>
-    <w:p>
-      <w:pPr>
-        <w:pStyle w:val="Normal"/>
-        <w:bidi w:val="0"/>
-        <w:jc w:val="start"/>
-        <w:rPr/>
-      </w:pPr>
-      <w:bookmarkStart w:id="25" w:name="__DdeLink__290_2149420322"/>
-      <w:r>
-        <w:rPr/>
-        <w:t>}. We are re-creating the OUTLET that we deleted so that the database tests can be run agai</w:t>
-      </w:r>
-      <w:bookmarkEnd w:id="25"/>
-      <w:r>
-        <w:rPr/>
-        <w:t>n.</w:t>
+      <w:r>
+        <w:rPr>
+          <w:b w:val="false"/>
+          <w:bCs w:val="false"/>
+        </w:rPr>
+        <w:t>Change the outlet_address_</w:t>
+      </w:r>
+      <w:r>
+        <w:rPr>
+          <w:b w:val="false"/>
+          <w:bCs w:val="false"/>
+        </w:rPr>
+        <w:t>admin_division of outlet with outlet_id 4 using updateOuletAddress</w:t>
+      </w:r>
+      <w:r>
+        <w:rPr>
+          <w:b w:val="false"/>
+          <w:bCs w:val="false"/>
+        </w:rPr>
+        <w:t xml:space="preserve"> to “TEST  OUTLET </w:t>
+      </w:r>
+      <w:r>
+        <w:rPr>
+          <w:b w:val="false"/>
+          <w:bCs w:val="false"/>
+        </w:rPr>
+        <w:t>ADMIN DIVISION</w:t>
+      </w:r>
+      <w:r>
+        <w:rPr>
+          <w:b w:val="false"/>
+          <w:bCs w:val="false"/>
+        </w:rPr>
+        <w:t>”.</w:t>
+      </w:r>
+      <w:bookmarkEnd w:id="33"/>
+    </w:p>
+    <w:p>
+      <w:pPr>
+        <w:pStyle w:val="Normal"/>
+        <w:bidi w:val="0"/>
+        <w:jc w:val="both"/>
+        <w:rPr>
+          <w:b w:val="false"/>
+          <w:bCs w:val="false"/>
+        </w:rPr>
+      </w:pPr>
+      <w:r>
+        <w:rPr>
+          <w:b w:val="false"/>
+          <w:bCs w:val="false"/>
+        </w:rPr>
+      </w:r>
+    </w:p>
+    <w:p>
+      <w:pPr>
+        <w:pStyle w:val="Normal"/>
+        <w:bidi w:val="0"/>
+        <w:jc w:val="both"/>
+        <w:rPr>
+          <w:b w:val="false"/>
+          <w:bCs w:val="false"/>
+        </w:rPr>
+      </w:pPr>
+      <w:bookmarkStart w:id="34" w:name="__DdeLink__344_3340287881"/>
+      <w:bookmarkStart w:id="35" w:name="__DdeLink__341_3340287881"/>
+      <w:r>
+        <w:rPr>
+          <w:b w:val="false"/>
+          <w:bCs w:val="false"/>
+        </w:rPr>
+        <w:t xml:space="preserve">* </w:t>
+      </w:r>
+      <w:r>
+        <w:rPr>
+          <w:b w:val="false"/>
+          <w:bCs w:val="false"/>
+        </w:rPr>
+        <w:t>Change the outlet_address_</w:t>
+      </w:r>
+      <w:r>
+        <w:rPr>
+          <w:b w:val="false"/>
+          <w:bCs w:val="false"/>
+        </w:rPr>
+        <w:t>country of outlet with outlet_id 4 using updateOuletAddress</w:t>
+      </w:r>
+      <w:r>
+        <w:rPr>
+          <w:b w:val="false"/>
+          <w:bCs w:val="false"/>
+        </w:rPr>
+        <w:t xml:space="preserve"> to “</w:t>
+      </w:r>
+      <w:r>
+        <w:rPr>
+          <w:b w:val="false"/>
+          <w:bCs w:val="false"/>
+        </w:rPr>
+        <w:t>India</w:t>
+      </w:r>
+      <w:r>
+        <w:rPr>
+          <w:b w:val="false"/>
+          <w:bCs w:val="false"/>
+        </w:rPr>
+        <w:t>”.</w:t>
+      </w:r>
+      <w:bookmarkEnd w:id="34"/>
+      <w:bookmarkEnd w:id="35"/>
+    </w:p>
+    <w:p>
+      <w:pPr>
+        <w:pStyle w:val="Normal"/>
+        <w:bidi w:val="0"/>
+        <w:jc w:val="both"/>
+        <w:rPr>
+          <w:b w:val="false"/>
+          <w:bCs w:val="false"/>
+        </w:rPr>
+      </w:pPr>
+      <w:r>
+        <w:rPr>
+          <w:b w:val="false"/>
+          <w:bCs w:val="false"/>
+        </w:rPr>
+      </w:r>
+    </w:p>
+    <w:p>
+      <w:pPr>
+        <w:pStyle w:val="Normal"/>
+        <w:bidi w:val="0"/>
+        <w:jc w:val="both"/>
+        <w:rPr>
+          <w:b w:val="false"/>
+          <w:bCs w:val="false"/>
+        </w:rPr>
+      </w:pPr>
+      <w:bookmarkStart w:id="36" w:name="__DdeLink__341_3340287881_Copy_1"/>
+      <w:r>
+        <w:rPr>
+          <w:b w:val="false"/>
+          <w:bCs w:val="false"/>
+        </w:rPr>
+        <w:t xml:space="preserve">* </w:t>
+      </w:r>
+      <w:r>
+        <w:rPr>
+          <w:b w:val="false"/>
+          <w:bCs w:val="false"/>
+        </w:rPr>
+        <w:t>Change the outlet_address_</w:t>
+      </w:r>
+      <w:r>
+        <w:rPr>
+          <w:b w:val="false"/>
+          <w:bCs w:val="false"/>
+        </w:rPr>
+        <w:t>post_code of outlet with outlet_id 4 to 123456 using updateOuletAddress</w:t>
+      </w:r>
+      <w:r>
+        <w:rPr>
+          <w:b w:val="false"/>
+          <w:bCs w:val="false"/>
+        </w:rPr>
+        <w:t xml:space="preserve"> to “</w:t>
+      </w:r>
+      <w:r>
+        <w:rPr>
+          <w:b w:val="false"/>
+          <w:bCs w:val="false"/>
+        </w:rPr>
+        <w:t>India</w:t>
+      </w:r>
+      <w:r>
+        <w:rPr>
+          <w:b w:val="false"/>
+          <w:bCs w:val="false"/>
+        </w:rPr>
+        <w:t>”.</w:t>
+      </w:r>
+      <w:bookmarkEnd w:id="36"/>
+    </w:p>
+    <w:p>
+      <w:pPr>
+        <w:pStyle w:val="Normal"/>
+        <w:bidi w:val="0"/>
+        <w:jc w:val="both"/>
+        <w:rPr>
+          <w:b w:val="false"/>
+          <w:bCs w:val="false"/>
+        </w:rPr>
+      </w:pPr>
+      <w:r>
+        <w:rPr>
+          <w:b w:val="false"/>
+          <w:bCs w:val="false"/>
+        </w:rPr>
+      </w:r>
+    </w:p>
+    <w:p>
+      <w:pPr>
+        <w:pStyle w:val="Normal"/>
+        <w:bidi w:val="0"/>
+        <w:jc w:val="both"/>
+        <w:rPr>
+          <w:b w:val="false"/>
+          <w:bCs w:val="false"/>
+        </w:rPr>
+      </w:pPr>
+      <w:r>
+        <w:rPr>
+          <w:b w:val="false"/>
+          <w:bCs w:val="false"/>
+        </w:rPr>
+        <w:t>* Search for the outlet with outlet_id 4 using findOneOutlet.</w:t>
+      </w:r>
+    </w:p>
+    <w:p>
+      <w:pPr>
+        <w:pStyle w:val="Normal"/>
+        <w:bidi w:val="0"/>
+        <w:jc w:val="both"/>
+        <w:rPr>
+          <w:b w:val="false"/>
+          <w:bCs w:val="false"/>
+        </w:rPr>
+      </w:pPr>
+      <w:r>
+        <w:rPr>
+          <w:b w:val="false"/>
+          <w:bCs w:val="false"/>
+        </w:rPr>
+      </w:r>
+    </w:p>
+    <w:p>
+      <w:pPr>
+        <w:pStyle w:val="Normal"/>
+        <w:bidi w:val="0"/>
+        <w:jc w:val="both"/>
+        <w:rPr>
+          <w:b w:val="false"/>
+          <w:bCs w:val="false"/>
+        </w:rPr>
+      </w:pPr>
+      <w:r>
+        <w:rPr>
+          <w:b w:val="false"/>
+          <w:bCs w:val="false"/>
+        </w:rPr>
+        <w:t>* Search for the outlet with with outlet_name  “Road Cafe TEST OUTLET” using searchOutletsByName.</w:t>
+      </w:r>
+    </w:p>
+    <w:p>
+      <w:pPr>
+        <w:pStyle w:val="Normal"/>
+        <w:bidi w:val="0"/>
+        <w:jc w:val="both"/>
+        <w:rPr>
+          <w:b w:val="false"/>
+          <w:bCs w:val="false"/>
+        </w:rPr>
+      </w:pPr>
+      <w:r>
+        <w:rPr>
+          <w:b w:val="false"/>
+          <w:bCs w:val="false"/>
+        </w:rPr>
+      </w:r>
+    </w:p>
+    <w:p>
+      <w:pPr>
+        <w:pStyle w:val="Normal"/>
+        <w:bidi w:val="0"/>
+        <w:jc w:val="both"/>
+        <w:rPr>
+          <w:b w:val="false"/>
+          <w:bCs w:val="false"/>
+        </w:rPr>
+      </w:pPr>
+      <w:r>
+        <w:rPr>
+          <w:b w:val="false"/>
+          <w:bCs w:val="false"/>
+        </w:rPr>
+        <w:t>* Call findAllOutlets().</w:t>
+      </w:r>
+    </w:p>
+    <w:p>
+      <w:pPr>
+        <w:pStyle w:val="Normal"/>
+        <w:bidi w:val="0"/>
+        <w:jc w:val="both"/>
+        <w:rPr>
+          <w:b w:val="false"/>
+          <w:bCs w:val="false"/>
+        </w:rPr>
+      </w:pPr>
+      <w:r>
+        <w:rPr>
+          <w:b w:val="false"/>
+          <w:bCs w:val="false"/>
+        </w:rPr>
+      </w:r>
+    </w:p>
+    <w:p>
+      <w:pPr>
+        <w:pStyle w:val="Normal"/>
+        <w:bidi w:val="0"/>
+        <w:jc w:val="both"/>
+        <w:rPr>
+          <w:b w:val="false"/>
+          <w:bCs w:val="false"/>
+        </w:rPr>
+      </w:pPr>
+      <w:bookmarkStart w:id="37" w:name="__DdeLink__659_3340287881"/>
+      <w:r>
+        <w:rPr>
+          <w:b w:val="false"/>
+          <w:bCs w:val="false"/>
+        </w:rPr>
+        <w:t>* Delete the outlet with outlet_id using removeOutlet.</w:t>
+      </w:r>
+      <w:bookmarkEnd w:id="37"/>
+    </w:p>
+    <w:p>
+      <w:pPr>
+        <w:pStyle w:val="Normal"/>
+        <w:bidi w:val="0"/>
+        <w:jc w:val="both"/>
+        <w:rPr>
+          <w:b w:val="false"/>
+          <w:bCs w:val="false"/>
+        </w:rPr>
+      </w:pPr>
+      <w:r>
+        <w:rPr>
+          <w:b w:val="false"/>
+          <w:bCs w:val="false"/>
+        </w:rPr>
       </w:r>
     </w:p>
     <w:sectPr>
@@ -4473,7 +5279,7 @@
     <w:pPr>
       <w:widowControl/>
       <w:suppressAutoHyphens w:val="true"/>
-      <w:overflowPunct w:val="true"/>
+      <w:overflowPunct w:val="false"/>
       <w:bidi w:val="0"/>
       <w:spacing w:before="0" w:after="0"/>
       <w:jc w:val="start"/>
